--- a/public/doc-templates/TA/ba-sidang-ta.docx
+++ b/public/doc-templates/TA/ba-sidang-ta.docx
@@ -1,6 +1,6 @@
 
 <file path=word/document.xml><?xml version="1.0" encoding="utf-8"?>
-<w:document xmlns:wpc="http://schemas.microsoft.com/office/word/2010/wordprocessingCanvas" xmlns:cx="http://schemas.microsoft.com/office/drawing/2014/chartex" xmlns:cx1="http://schemas.microsoft.com/office/drawing/2015/9/8/chartex" xmlns:cx2="http://schemas.microsoft.com/office/drawing/2015/10/21/chartex" xmlns:cx3="http://schemas.microsoft.com/office/drawing/2016/5/9/chartex" xmlns:cx4="http://schemas.microsoft.com/office/drawing/2016/5/10/chartex" xmlns:cx5="http://schemas.microsoft.com/office/drawing/2016/5/11/chartex" xmlns:cx6="http://schemas.microsoft.com/office/drawing/2016/5/12/chartex" xmlns:cx7="http://schemas.microsoft.com/office/drawing/2016/5/13/chartex" xmlns:cx8="http://schemas.microsoft.com/office/drawing/2016/5/14/chartex" xmlns:mc="http://schemas.openxmlformats.org/markup-compatibility/2006" xmlns:aink="http://schemas.microsoft.com/office/drawing/2016/ink" xmlns:am3d="http://schemas.microsoft.com/office/drawing/2017/model3d" xmlns:o="urn:schemas-microsoft-com:office:office" xmlns:oel="http://schemas.microsoft.com/office/2019/extlst" xmlns:r="http://schemas.openxmlformats.org/officeDocument/2006/relationships" xmlns:m="http://schemas.openxmlformats.org/officeDocument/2006/math" xmlns:v="urn:schemas-microsoft-com:vml" xmlns:wp14="http://schemas.microsoft.com/office/word/2010/wordprocessingDrawing" xmlns:wp="http://schemas.openxmlformats.org/drawingml/2006/wordprocessingDrawing" xmlns:w10="urn:schemas-microsoft-com:office:word" xmlns:w="http://schemas.openxmlformats.org/wordprocessingml/2006/main" xmlns:w14="http://schemas.microsoft.com/office/word/2010/wordml" xmlns:w15="http://schemas.microsoft.com/office/word/2012/wordml" xmlns:w16cei="http://schemas.microsoft.com/office/word/2026/wordml/cei" xmlns:w16cex="http://schemas.microsoft.com/office/word/2018/wordml/cex" xmlns:w16cid="http://schemas.microsoft.com/office/word/2016/wordml/cid" xmlns:w16="http://schemas.microsoft.com/office/word/2018/wordml" xmlns:w16du="http://schemas.microsoft.com/office/word/2023/wordml/word16du" xmlns:w16sdtdh="http://schemas.microsoft.com/office/word/2020/wordml/sdtdatahash" xmlns:w16sdtfl="http://schemas.microsoft.com/office/word/2024/wordml/sdtformatlock" xmlns:w16se="http://schemas.microsoft.com/office/word/2015/wordml/symex" xmlns:wpg="http://schemas.microsoft.com/office/word/2010/wordprocessingGroup" xmlns:wpi="http://schemas.microsoft.com/office/word/2010/wordprocessingInk" xmlns:wne="http://schemas.microsoft.com/office/word/2006/wordml" xmlns:wps="http://schemas.microsoft.com/office/word/2010/wordprocessingShape" mc:Ignorable="w14 w15 w16se w16cid w16 w16cex w16sdtdh w16sdtfl w16du wp14">
+<w:document xmlns:wpc="http://schemas.microsoft.com/office/word/2010/wordprocessingCanvas" xmlns:cx="http://schemas.microsoft.com/office/drawing/2014/chartex" xmlns:cx1="http://schemas.microsoft.com/office/drawing/2015/9/8/chartex" xmlns:cx2="http://schemas.microsoft.com/office/drawing/2015/10/21/chartex" xmlns:cx3="http://schemas.microsoft.com/office/drawing/2016/5/9/chartex" xmlns:cx4="http://schemas.microsoft.com/office/drawing/2016/5/10/chartex" xmlns:cx5="http://schemas.microsoft.com/office/drawing/2016/5/11/chartex" xmlns:cx6="http://schemas.microsoft.com/office/drawing/2016/5/12/chartex" xmlns:cx7="http://schemas.microsoft.com/office/drawing/2016/5/13/chartex" xmlns:cx8="http://schemas.microsoft.com/office/drawing/2016/5/14/chartex" xmlns:mc="http://schemas.openxmlformats.org/markup-compatibility/2006" xmlns:aink="http://schemas.microsoft.com/office/drawing/2016/ink" xmlns:am3d="http://schemas.microsoft.com/office/drawing/2017/model3d" xmlns:o="urn:schemas-microsoft-com:office:office" xmlns:oel="http://schemas.microsoft.com/office/2019/extlst" xmlns:r="http://schemas.openxmlformats.org/officeDocument/2006/relationships" xmlns:m="http://schemas.openxmlformats.org/officeDocument/2006/math" xmlns:v="urn:schemas-microsoft-com:vml" xmlns:wp14="http://schemas.microsoft.com/office/word/2010/wordprocessingDrawing" xmlns:wp="http://schemas.openxmlformats.org/drawingml/2006/wordprocessingDrawing" xmlns:w10="urn:schemas-microsoft-com:office:word" xmlns:w="http://schemas.openxmlformats.org/wordprocessingml/2006/main" xmlns:w14="http://schemas.microsoft.com/office/word/2010/wordml" xmlns:w15="http://schemas.microsoft.com/office/word/2012/wordml" xmlns:w16cex="http://schemas.microsoft.com/office/word/2018/wordml/cex" xmlns:w16cid="http://schemas.microsoft.com/office/word/2016/wordml/cid" xmlns:w16="http://schemas.microsoft.com/office/word/2018/wordml" xmlns:w16du="http://schemas.microsoft.com/office/word/2023/wordml/word16du" xmlns:w16sdtdh="http://schemas.microsoft.com/office/word/2020/wordml/sdtdatahash" xmlns:w16sdtfl="http://schemas.microsoft.com/office/word/2024/wordml/sdtformatlock" xmlns:w16se="http://schemas.microsoft.com/office/word/2015/wordml/symex" xmlns:wpg="http://schemas.microsoft.com/office/word/2010/wordprocessingGroup" xmlns:wpi="http://schemas.microsoft.com/office/word/2010/wordprocessingInk" xmlns:wne="http://schemas.microsoft.com/office/word/2006/wordml" xmlns:wps="http://schemas.microsoft.com/office/word/2010/wordprocessingShape" mc:Ignorable="w14 w15 w16se w16cid w16 w16cex w16sdtdh w16sdtfl w16du wp14">
   <w:body>
     <w:p>
       <w:pPr>
@@ -269,8 +269,8 @@
       </w:tblPr>
       <w:tblGrid>
         <w:gridCol w:w="589"/>
-        <w:gridCol w:w="4367"/>
-        <w:gridCol w:w="2667"/>
+        <w:gridCol w:w="4368"/>
+        <w:gridCol w:w="2668"/>
         <w:gridCol w:w="1721"/>
       </w:tblGrid>
       <w:tr>
@@ -824,11 +824,19 @@
         </w:rPr>
         <w:t xml:space="preserve"> </w:t>
       </w:r>
-      <w:r>
-        <w:rPr>
-          <w:rFonts w:ascii="Times New Roman" w:hAnsi="Times New Roman" w:cs="Times New Roman"/>
-        </w:rPr>
-        <w:t xml:space="preserve">Tugas Akhir </w:t>
+      <w:proofErr w:type="spellStart"/>
+      <w:r>
+        <w:rPr>
+          <w:rFonts w:ascii="Times New Roman" w:hAnsi="Times New Roman" w:cs="Times New Roman"/>
+        </w:rPr>
+        <w:t>Tugas</w:t>
+      </w:r>
+      <w:proofErr w:type="spellEnd"/>
+      <w:r>
+        <w:rPr>
+          <w:rFonts w:ascii="Times New Roman" w:hAnsi="Times New Roman" w:cs="Times New Roman"/>
+        </w:rPr>
+        <w:t xml:space="preserve"> Akhir </w:t>
       </w:r>
       <w:r>
         <w:rPr>
@@ -1137,11 +1145,19 @@
         </w:rPr>
         <w:t xml:space="preserve"> </w:t>
       </w:r>
-      <w:r>
-        <w:rPr>
-          <w:rFonts w:ascii="Times New Roman" w:hAnsi="Times New Roman" w:cs="Times New Roman"/>
-        </w:rPr>
-        <w:t xml:space="preserve">Tugas Akhir </w:t>
+      <w:proofErr w:type="spellStart"/>
+      <w:r>
+        <w:rPr>
+          <w:rFonts w:ascii="Times New Roman" w:hAnsi="Times New Roman" w:cs="Times New Roman"/>
+        </w:rPr>
+        <w:t>Tugas</w:t>
+      </w:r>
+      <w:proofErr w:type="spellEnd"/>
+      <w:r>
+        <w:rPr>
+          <w:rFonts w:ascii="Times New Roman" w:hAnsi="Times New Roman" w:cs="Times New Roman"/>
+        </w:rPr>
+        <w:t xml:space="preserve"> Akhir </w:t>
       </w:r>
       <w:proofErr w:type="spellStart"/>
       <w:r>
@@ -1386,8 +1402,16 @@
         <w:rPr>
           <w:rFonts w:ascii="Times New Roman" w:hAnsi="Times New Roman" w:cs="Times New Roman"/>
         </w:rPr>
-        <w:t xml:space="preserve"> Surat Tugas</w:t>
-      </w:r>
+        <w:t xml:space="preserve"> Surat </w:t>
+      </w:r>
+      <w:proofErr w:type="spellStart"/>
+      <w:r>
+        <w:rPr>
+          <w:rFonts w:ascii="Times New Roman" w:hAnsi="Times New Roman" w:cs="Times New Roman"/>
+        </w:rPr>
+        <w:t>Tugas</w:t>
+      </w:r>
+      <w:proofErr w:type="spellEnd"/>
       <w:r>
         <w:rPr>
           <w:rFonts w:ascii="Times New Roman" w:hAnsi="Times New Roman" w:cs="Times New Roman"/>
@@ -2041,30 +2065,6 @@
           <w:rFonts w:ascii="Times New Roman" w:hAnsi="Times New Roman" w:cs="Times New Roman"/>
           <w:sz w:val="20"/>
           <w:szCs w:val="20"/>
-        </w:rPr>
-      </w:pPr>
-    </w:p>
-    <w:p>
-      <w:pPr>
-        <w:pStyle w:val="FR1"/>
-        <w:spacing w:before="0" w:line="276" w:lineRule="auto"/>
-        <w:contextualSpacing/>
-        <w:rPr>
-          <w:rFonts w:ascii="Times New Roman" w:hAnsi="Times New Roman" w:cs="Times New Roman"/>
-          <w:bCs w:val="0"/>
-          <w:lang w:val="id-ID"/>
-        </w:rPr>
-      </w:pPr>
-    </w:p>
-    <w:p>
-      <w:pPr>
-        <w:pStyle w:val="FR1"/>
-        <w:spacing w:before="0" w:line="276" w:lineRule="auto"/>
-        <w:contextualSpacing/>
-        <w:rPr>
-          <w:rFonts w:ascii="Times New Roman" w:hAnsi="Times New Roman" w:cs="Times New Roman"/>
-          <w:bCs w:val="0"/>
-          <w:lang w:val="id-ID"/>
         </w:rPr>
       </w:pPr>
     </w:p>
@@ -2397,23 +2397,7 @@
                 <w:rFonts w:ascii="Times New Roman" w:hAnsi="Times New Roman" w:cs="Times New Roman"/>
                 <w:lang w:val="id-ID"/>
               </w:rPr>
-              <w:t>{</w:t>
-            </w:r>
-            <w:proofErr w:type="spellStart"/>
-            <w:r>
-              <w:rPr>
-                <w:rFonts w:ascii="Times New Roman" w:hAnsi="Times New Roman" w:cs="Times New Roman"/>
-                <w:lang w:val="id-ID"/>
-              </w:rPr>
-              <w:t>nama_mhs</w:t>
-            </w:r>
-            <w:proofErr w:type="spellEnd"/>
-            <w:r>
-              <w:rPr>
-                <w:rFonts w:ascii="Times New Roman" w:hAnsi="Times New Roman" w:cs="Times New Roman"/>
-                <w:lang w:val="id-ID"/>
-              </w:rPr>
-              <w:t>}</w:t>
+              <w:t>{nama_mhs}</w:t>
             </w:r>
           </w:p>
         </w:tc>
@@ -2470,23 +2454,7 @@
                 <w:rFonts w:ascii="Times New Roman" w:hAnsi="Times New Roman" w:cs="Times New Roman"/>
                 <w:lang w:val="id-ID"/>
               </w:rPr>
-              <w:t>{</w:t>
-            </w:r>
-            <w:proofErr w:type="spellStart"/>
-            <w:r>
-              <w:rPr>
-                <w:rFonts w:ascii="Times New Roman" w:hAnsi="Times New Roman" w:cs="Times New Roman"/>
-                <w:lang w:val="id-ID"/>
-              </w:rPr>
-              <w:t>nim</w:t>
-            </w:r>
-            <w:proofErr w:type="spellEnd"/>
-            <w:r>
-              <w:rPr>
-                <w:rFonts w:ascii="Times New Roman" w:hAnsi="Times New Roman" w:cs="Times New Roman"/>
-                <w:lang w:val="id-ID"/>
-              </w:rPr>
-              <w:t>}</w:t>
+              <w:t>{nim}</w:t>
             </w:r>
           </w:p>
         </w:tc>
@@ -3462,8 +3430,29 @@
           <w:b w:val="0"/>
           <w:sz w:val="22"/>
           <w:szCs w:val="22"/>
-        </w:rPr>
-        <w:t>Tugas Akhir</w:t>
+          <w:lang w:val="id-ID"/>
+        </w:rPr>
+        <w:t xml:space="preserve"> </w:t>
+      </w:r>
+      <w:proofErr w:type="spellStart"/>
+      <w:r>
+        <w:rPr>
+          <w:rFonts w:ascii="Times New Roman" w:hAnsi="Times New Roman" w:cs="Times New Roman"/>
+          <w:b w:val="0"/>
+          <w:sz w:val="22"/>
+          <w:szCs w:val="22"/>
+        </w:rPr>
+        <w:t>Tugas</w:t>
+      </w:r>
+      <w:proofErr w:type="spellEnd"/>
+      <w:r>
+        <w:rPr>
+          <w:rFonts w:ascii="Times New Roman" w:hAnsi="Times New Roman" w:cs="Times New Roman"/>
+          <w:b w:val="0"/>
+          <w:sz w:val="22"/>
+          <w:szCs w:val="22"/>
+        </w:rPr>
+        <w:t xml:space="preserve"> Akhir</w:t>
       </w:r>
       <w:r>
         <w:rPr>
@@ -3948,7 +3937,25 @@
                                 <w:sz w:val="18"/>
                                 <w:szCs w:val="18"/>
                               </w:rPr>
-                              <w:t xml:space="preserve"> Tugas Akhir.</w:t>
+                              <w:t xml:space="preserve"> </w:t>
+                            </w:r>
+                            <w:proofErr w:type="spellStart"/>
+                            <w:r>
+                              <w:rPr>
+                                <w:rFonts w:ascii="Times New Roman" w:hAnsi="Times New Roman" w:cs="Times New Roman"/>
+                                <w:sz w:val="18"/>
+                                <w:szCs w:val="18"/>
+                              </w:rPr>
+                              <w:t>Tugas</w:t>
+                            </w:r>
+                            <w:proofErr w:type="spellEnd"/>
+                            <w:r>
+                              <w:rPr>
+                                <w:rFonts w:ascii="Times New Roman" w:hAnsi="Times New Roman" w:cs="Times New Roman"/>
+                                <w:sz w:val="18"/>
+                                <w:szCs w:val="18"/>
+                              </w:rPr>
+                              <w:t xml:space="preserve"> Akhir.</w:t>
                             </w:r>
                           </w:p>
                           <w:p>
@@ -4129,7 +4136,25 @@
                                 <w:sz w:val="18"/>
                                 <w:szCs w:val="18"/>
                               </w:rPr>
-                              <w:t xml:space="preserve"> Tugas Akhir </w:t>
+                              <w:t xml:space="preserve"> </w:t>
+                            </w:r>
+                            <w:proofErr w:type="spellStart"/>
+                            <w:r>
+                              <w:rPr>
+                                <w:rFonts w:ascii="Times New Roman" w:hAnsi="Times New Roman" w:cs="Times New Roman"/>
+                                <w:sz w:val="18"/>
+                                <w:szCs w:val="18"/>
+                              </w:rPr>
+                              <w:t>Tugas</w:t>
+                            </w:r>
+                            <w:proofErr w:type="spellEnd"/>
+                            <w:r>
+                              <w:rPr>
+                                <w:rFonts w:ascii="Times New Roman" w:hAnsi="Times New Roman" w:cs="Times New Roman"/>
+                                <w:sz w:val="18"/>
+                                <w:szCs w:val="18"/>
+                              </w:rPr>
+                              <w:t xml:space="preserve"> Akhir </w:t>
                             </w:r>
                             <w:proofErr w:type="spellStart"/>
                             <w:r>
@@ -4218,7 +4243,79 @@
                           <w:sz w:val="18"/>
                           <w:szCs w:val="18"/>
                         </w:rPr>
-                        <w:t>Pada saat pelaksanaan ujian Sidang Tugas Akhir:</w:t>
+                        <w:t xml:space="preserve">Pada </w:t>
+                      </w:r>
+                      <w:proofErr w:type="spellStart"/>
+                      <w:r>
+                        <w:rPr>
+                          <w:rFonts w:ascii="Times New Roman" w:hAnsi="Times New Roman" w:cs="Times New Roman"/>
+                          <w:sz w:val="18"/>
+                          <w:szCs w:val="18"/>
+                        </w:rPr>
+                        <w:t>saat</w:t>
+                      </w:r>
+                      <w:proofErr w:type="spellEnd"/>
+                      <w:r>
+                        <w:rPr>
+                          <w:rFonts w:ascii="Times New Roman" w:hAnsi="Times New Roman" w:cs="Times New Roman"/>
+                          <w:sz w:val="18"/>
+                          <w:szCs w:val="18"/>
+                        </w:rPr>
+                        <w:t xml:space="preserve"> </w:t>
+                      </w:r>
+                      <w:proofErr w:type="spellStart"/>
+                      <w:r>
+                        <w:rPr>
+                          <w:rFonts w:ascii="Times New Roman" w:hAnsi="Times New Roman" w:cs="Times New Roman"/>
+                          <w:sz w:val="18"/>
+                          <w:szCs w:val="18"/>
+                        </w:rPr>
+                        <w:t>pelaksanaan</w:t>
+                      </w:r>
+                      <w:proofErr w:type="spellEnd"/>
+                      <w:r>
+                        <w:rPr>
+                          <w:rFonts w:ascii="Times New Roman" w:hAnsi="Times New Roman" w:cs="Times New Roman"/>
+                          <w:sz w:val="18"/>
+                          <w:szCs w:val="18"/>
+                        </w:rPr>
+                        <w:t xml:space="preserve"> </w:t>
+                      </w:r>
+                      <w:proofErr w:type="spellStart"/>
+                      <w:r>
+                        <w:rPr>
+                          <w:rFonts w:ascii="Times New Roman" w:hAnsi="Times New Roman" w:cs="Times New Roman"/>
+                          <w:sz w:val="18"/>
+                          <w:szCs w:val="18"/>
+                        </w:rPr>
+                        <w:t>ujian</w:t>
+                      </w:r>
+                      <w:proofErr w:type="spellEnd"/>
+                      <w:r>
+                        <w:rPr>
+                          <w:rFonts w:ascii="Times New Roman" w:hAnsi="Times New Roman" w:cs="Times New Roman"/>
+                          <w:sz w:val="18"/>
+                          <w:szCs w:val="18"/>
+                        </w:rPr>
+                        <w:t xml:space="preserve"> </w:t>
+                      </w:r>
+                      <w:proofErr w:type="spellStart"/>
+                      <w:r>
+                        <w:rPr>
+                          <w:rFonts w:ascii="Times New Roman" w:hAnsi="Times New Roman" w:cs="Times New Roman"/>
+                          <w:sz w:val="18"/>
+                          <w:szCs w:val="18"/>
+                        </w:rPr>
+                        <w:t>Sidang</w:t>
+                      </w:r>
+                      <w:proofErr w:type="spellEnd"/>
+                      <w:r>
+                        <w:rPr>
+                          <w:rFonts w:ascii="Times New Roman" w:hAnsi="Times New Roman" w:cs="Times New Roman"/>
+                          <w:sz w:val="18"/>
+                          <w:szCs w:val="18"/>
+                        </w:rPr>
+                        <w:t xml:space="preserve"> Tugas Akhir:</w:t>
                       </w:r>
                     </w:p>
                     <w:p>
@@ -4237,7 +4334,259 @@
                           <w:sz w:val="18"/>
                           <w:szCs w:val="18"/>
                         </w:rPr>
-                        <w:t>1. Ketua Penguji memastikan bahwa seluruh Dosen Penguji dan Dosen Pembimbing telah mengisi dan menandatangani Form Penilaian dan Berita Acara Pelaksanaan Sidang Tugas Akhir.</w:t>
+                        <w:t xml:space="preserve">1. </w:t>
+                      </w:r>
+                      <w:proofErr w:type="spellStart"/>
+                      <w:r>
+                        <w:rPr>
+                          <w:rFonts w:ascii="Times New Roman" w:hAnsi="Times New Roman" w:cs="Times New Roman"/>
+                          <w:sz w:val="18"/>
+                          <w:szCs w:val="18"/>
+                        </w:rPr>
+                        <w:t>Ketua</w:t>
+                      </w:r>
+                      <w:proofErr w:type="spellEnd"/>
+                      <w:r>
+                        <w:rPr>
+                          <w:rFonts w:ascii="Times New Roman" w:hAnsi="Times New Roman" w:cs="Times New Roman"/>
+                          <w:sz w:val="18"/>
+                          <w:szCs w:val="18"/>
+                        </w:rPr>
+                        <w:t xml:space="preserve"> </w:t>
+                      </w:r>
+                      <w:proofErr w:type="spellStart"/>
+                      <w:r>
+                        <w:rPr>
+                          <w:rFonts w:ascii="Times New Roman" w:hAnsi="Times New Roman" w:cs="Times New Roman"/>
+                          <w:sz w:val="18"/>
+                          <w:szCs w:val="18"/>
+                        </w:rPr>
+                        <w:t>Penguji</w:t>
+                      </w:r>
+                      <w:proofErr w:type="spellEnd"/>
+                      <w:r>
+                        <w:rPr>
+                          <w:rFonts w:ascii="Times New Roman" w:hAnsi="Times New Roman" w:cs="Times New Roman"/>
+                          <w:sz w:val="18"/>
+                          <w:szCs w:val="18"/>
+                        </w:rPr>
+                        <w:t xml:space="preserve"> </w:t>
+                      </w:r>
+                      <w:proofErr w:type="spellStart"/>
+                      <w:r>
+                        <w:rPr>
+                          <w:rFonts w:ascii="Times New Roman" w:hAnsi="Times New Roman" w:cs="Times New Roman"/>
+                          <w:sz w:val="18"/>
+                          <w:szCs w:val="18"/>
+                        </w:rPr>
+                        <w:t>memastikan</w:t>
+                      </w:r>
+                      <w:proofErr w:type="spellEnd"/>
+                      <w:r>
+                        <w:rPr>
+                          <w:rFonts w:ascii="Times New Roman" w:hAnsi="Times New Roman" w:cs="Times New Roman"/>
+                          <w:sz w:val="18"/>
+                          <w:szCs w:val="18"/>
+                        </w:rPr>
+                        <w:t xml:space="preserve"> </w:t>
+                      </w:r>
+                      <w:proofErr w:type="spellStart"/>
+                      <w:r>
+                        <w:rPr>
+                          <w:rFonts w:ascii="Times New Roman" w:hAnsi="Times New Roman" w:cs="Times New Roman"/>
+                          <w:sz w:val="18"/>
+                          <w:szCs w:val="18"/>
+                        </w:rPr>
+                        <w:t>bahwa</w:t>
+                      </w:r>
+                      <w:proofErr w:type="spellEnd"/>
+                      <w:r>
+                        <w:rPr>
+                          <w:rFonts w:ascii="Times New Roman" w:hAnsi="Times New Roman" w:cs="Times New Roman"/>
+                          <w:sz w:val="18"/>
+                          <w:szCs w:val="18"/>
+                        </w:rPr>
+                        <w:t xml:space="preserve"> </w:t>
+                      </w:r>
+                      <w:proofErr w:type="spellStart"/>
+                      <w:r>
+                        <w:rPr>
+                          <w:rFonts w:ascii="Times New Roman" w:hAnsi="Times New Roman" w:cs="Times New Roman"/>
+                          <w:sz w:val="18"/>
+                          <w:szCs w:val="18"/>
+                        </w:rPr>
+                        <w:t>seluruh</w:t>
+                      </w:r>
+                      <w:proofErr w:type="spellEnd"/>
+                      <w:r>
+                        <w:rPr>
+                          <w:rFonts w:ascii="Times New Roman" w:hAnsi="Times New Roman" w:cs="Times New Roman"/>
+                          <w:sz w:val="18"/>
+                          <w:szCs w:val="18"/>
+                        </w:rPr>
+                        <w:t xml:space="preserve"> Dosen </w:t>
+                      </w:r>
+                      <w:proofErr w:type="spellStart"/>
+                      <w:r>
+                        <w:rPr>
+                          <w:rFonts w:ascii="Times New Roman" w:hAnsi="Times New Roman" w:cs="Times New Roman"/>
+                          <w:sz w:val="18"/>
+                          <w:szCs w:val="18"/>
+                        </w:rPr>
+                        <w:t>Penguji</w:t>
+                      </w:r>
+                      <w:proofErr w:type="spellEnd"/>
+                      <w:r>
+                        <w:rPr>
+                          <w:rFonts w:ascii="Times New Roman" w:hAnsi="Times New Roman" w:cs="Times New Roman"/>
+                          <w:sz w:val="18"/>
+                          <w:szCs w:val="18"/>
+                        </w:rPr>
+                        <w:t xml:space="preserve"> dan Dosen </w:t>
+                      </w:r>
+                      <w:proofErr w:type="spellStart"/>
+                      <w:r>
+                        <w:rPr>
+                          <w:rFonts w:ascii="Times New Roman" w:hAnsi="Times New Roman" w:cs="Times New Roman"/>
+                          <w:sz w:val="18"/>
+                          <w:szCs w:val="18"/>
+                        </w:rPr>
+                        <w:t>Pembimbing</w:t>
+                      </w:r>
+                      <w:proofErr w:type="spellEnd"/>
+                      <w:r>
+                        <w:rPr>
+                          <w:rFonts w:ascii="Times New Roman" w:hAnsi="Times New Roman" w:cs="Times New Roman"/>
+                          <w:sz w:val="18"/>
+                          <w:szCs w:val="18"/>
+                        </w:rPr>
+                        <w:t xml:space="preserve"> </w:t>
+                      </w:r>
+                      <w:proofErr w:type="spellStart"/>
+                      <w:r>
+                        <w:rPr>
+                          <w:rFonts w:ascii="Times New Roman" w:hAnsi="Times New Roman" w:cs="Times New Roman"/>
+                          <w:sz w:val="18"/>
+                          <w:szCs w:val="18"/>
+                        </w:rPr>
+                        <w:t>telah</w:t>
+                      </w:r>
+                      <w:proofErr w:type="spellEnd"/>
+                      <w:r>
+                        <w:rPr>
+                          <w:rFonts w:ascii="Times New Roman" w:hAnsi="Times New Roman" w:cs="Times New Roman"/>
+                          <w:sz w:val="18"/>
+                          <w:szCs w:val="18"/>
+                        </w:rPr>
+                        <w:t xml:space="preserve"> </w:t>
+                      </w:r>
+                      <w:proofErr w:type="spellStart"/>
+                      <w:r>
+                        <w:rPr>
+                          <w:rFonts w:ascii="Times New Roman" w:hAnsi="Times New Roman" w:cs="Times New Roman"/>
+                          <w:sz w:val="18"/>
+                          <w:szCs w:val="18"/>
+                        </w:rPr>
+                        <w:t>mengisi</w:t>
+                      </w:r>
+                      <w:proofErr w:type="spellEnd"/>
+                      <w:r>
+                        <w:rPr>
+                          <w:rFonts w:ascii="Times New Roman" w:hAnsi="Times New Roman" w:cs="Times New Roman"/>
+                          <w:sz w:val="18"/>
+                          <w:szCs w:val="18"/>
+                        </w:rPr>
+                        <w:t xml:space="preserve"> dan </w:t>
+                      </w:r>
+                      <w:proofErr w:type="spellStart"/>
+                      <w:r>
+                        <w:rPr>
+                          <w:rFonts w:ascii="Times New Roman" w:hAnsi="Times New Roman" w:cs="Times New Roman"/>
+                          <w:sz w:val="18"/>
+                          <w:szCs w:val="18"/>
+                        </w:rPr>
+                        <w:t>menandatangani</w:t>
+                      </w:r>
+                      <w:proofErr w:type="spellEnd"/>
+                      <w:r>
+                        <w:rPr>
+                          <w:rFonts w:ascii="Times New Roman" w:hAnsi="Times New Roman" w:cs="Times New Roman"/>
+                          <w:sz w:val="18"/>
+                          <w:szCs w:val="18"/>
+                        </w:rPr>
+                        <w:t xml:space="preserve"> Form </w:t>
+                      </w:r>
+                      <w:proofErr w:type="spellStart"/>
+                      <w:r>
+                        <w:rPr>
+                          <w:rFonts w:ascii="Times New Roman" w:hAnsi="Times New Roman" w:cs="Times New Roman"/>
+                          <w:sz w:val="18"/>
+                          <w:szCs w:val="18"/>
+                        </w:rPr>
+                        <w:t>Penilaian</w:t>
+                      </w:r>
+                      <w:proofErr w:type="spellEnd"/>
+                      <w:r>
+                        <w:rPr>
+                          <w:rFonts w:ascii="Times New Roman" w:hAnsi="Times New Roman" w:cs="Times New Roman"/>
+                          <w:sz w:val="18"/>
+                          <w:szCs w:val="18"/>
+                        </w:rPr>
+                        <w:t xml:space="preserve"> dan Berita Acara </w:t>
+                      </w:r>
+                      <w:proofErr w:type="spellStart"/>
+                      <w:r>
+                        <w:rPr>
+                          <w:rFonts w:ascii="Times New Roman" w:hAnsi="Times New Roman" w:cs="Times New Roman"/>
+                          <w:sz w:val="18"/>
+                          <w:szCs w:val="18"/>
+                        </w:rPr>
+                        <w:t>Pelaksanaan</w:t>
+                      </w:r>
+                      <w:proofErr w:type="spellEnd"/>
+                      <w:r>
+                        <w:rPr>
+                          <w:rFonts w:ascii="Times New Roman" w:hAnsi="Times New Roman" w:cs="Times New Roman"/>
+                          <w:sz w:val="18"/>
+                          <w:szCs w:val="18"/>
+                        </w:rPr>
+                        <w:t xml:space="preserve"> </w:t>
+                      </w:r>
+                      <w:proofErr w:type="spellStart"/>
+                      <w:r>
+                        <w:rPr>
+                          <w:rFonts w:ascii="Times New Roman" w:hAnsi="Times New Roman" w:cs="Times New Roman"/>
+                          <w:sz w:val="18"/>
+                          <w:szCs w:val="18"/>
+                        </w:rPr>
+                        <w:t>Sidang</w:t>
+                      </w:r>
+                      <w:proofErr w:type="spellEnd"/>
+                      <w:r>
+                        <w:rPr>
+                          <w:rFonts w:ascii="Times New Roman" w:hAnsi="Times New Roman" w:cs="Times New Roman"/>
+                          <w:sz w:val="18"/>
+                          <w:szCs w:val="18"/>
+                        </w:rPr>
+                        <w:t xml:space="preserve"> </w:t>
+                      </w:r>
+                      <w:proofErr w:type="spellStart"/>
+                      <w:r>
+                        <w:rPr>
+                          <w:rFonts w:ascii="Times New Roman" w:hAnsi="Times New Roman" w:cs="Times New Roman"/>
+                          <w:sz w:val="18"/>
+                          <w:szCs w:val="18"/>
+                        </w:rPr>
+                        <w:t>Tugas</w:t>
+                      </w:r>
+                      <w:proofErr w:type="spellEnd"/>
+                      <w:r>
+                        <w:rPr>
+                          <w:rFonts w:ascii="Times New Roman" w:hAnsi="Times New Roman" w:cs="Times New Roman"/>
+                          <w:sz w:val="18"/>
+                          <w:szCs w:val="18"/>
+                        </w:rPr>
+                        <w:t xml:space="preserve"> Akhir.</w:t>
                       </w:r>
                     </w:p>
                     <w:p>
@@ -4256,7 +4605,223 @@
                           <w:sz w:val="18"/>
                           <w:szCs w:val="18"/>
                         </w:rPr>
-                        <w:t>2. Setelah pelaksanaan sidang, mahasiswa melaksanakan konsultasi Revisi Perbaikan Sidang Tugas Akhir kepada Pembimbing 1 dan 2.</w:t>
+                        <w:t xml:space="preserve">2. </w:t>
+                      </w:r>
+                      <w:proofErr w:type="spellStart"/>
+                      <w:r>
+                        <w:rPr>
+                          <w:rFonts w:ascii="Times New Roman" w:hAnsi="Times New Roman" w:cs="Times New Roman"/>
+                          <w:sz w:val="18"/>
+                          <w:szCs w:val="18"/>
+                        </w:rPr>
+                        <w:t>Setelah</w:t>
+                      </w:r>
+                      <w:proofErr w:type="spellEnd"/>
+                      <w:r>
+                        <w:rPr>
+                          <w:rFonts w:ascii="Times New Roman" w:hAnsi="Times New Roman" w:cs="Times New Roman"/>
+                          <w:sz w:val="18"/>
+                          <w:szCs w:val="18"/>
+                        </w:rPr>
+                        <w:t xml:space="preserve"> </w:t>
+                      </w:r>
+                      <w:proofErr w:type="spellStart"/>
+                      <w:r>
+                        <w:rPr>
+                          <w:rFonts w:ascii="Times New Roman" w:hAnsi="Times New Roman" w:cs="Times New Roman"/>
+                          <w:sz w:val="18"/>
+                          <w:szCs w:val="18"/>
+                        </w:rPr>
+                        <w:t>pelaksanaan</w:t>
+                      </w:r>
+                      <w:proofErr w:type="spellEnd"/>
+                      <w:r>
+                        <w:rPr>
+                          <w:rFonts w:ascii="Times New Roman" w:hAnsi="Times New Roman" w:cs="Times New Roman"/>
+                          <w:sz w:val="18"/>
+                          <w:szCs w:val="18"/>
+                        </w:rPr>
+                        <w:t xml:space="preserve"> </w:t>
+                      </w:r>
+                      <w:proofErr w:type="spellStart"/>
+                      <w:r>
+                        <w:rPr>
+                          <w:rFonts w:ascii="Times New Roman" w:hAnsi="Times New Roman" w:cs="Times New Roman"/>
+                          <w:sz w:val="18"/>
+                          <w:szCs w:val="18"/>
+                        </w:rPr>
+                        <w:t>sidang</w:t>
+                      </w:r>
+                      <w:proofErr w:type="spellEnd"/>
+                      <w:r>
+                        <w:rPr>
+                          <w:rFonts w:ascii="Times New Roman" w:hAnsi="Times New Roman" w:cs="Times New Roman"/>
+                          <w:sz w:val="18"/>
+                          <w:szCs w:val="18"/>
+                        </w:rPr>
+                        <w:t xml:space="preserve">, </w:t>
+                      </w:r>
+                      <w:proofErr w:type="spellStart"/>
+                      <w:r>
+                        <w:rPr>
+                          <w:rFonts w:ascii="Times New Roman" w:hAnsi="Times New Roman" w:cs="Times New Roman"/>
+                          <w:sz w:val="18"/>
+                          <w:szCs w:val="18"/>
+                        </w:rPr>
+                        <w:t>mahasiswa</w:t>
+                      </w:r>
+                      <w:proofErr w:type="spellEnd"/>
+                      <w:r>
+                        <w:rPr>
+                          <w:rFonts w:ascii="Times New Roman" w:hAnsi="Times New Roman" w:cs="Times New Roman"/>
+                          <w:sz w:val="18"/>
+                          <w:szCs w:val="18"/>
+                        </w:rPr>
+                        <w:t xml:space="preserve"> </w:t>
+                      </w:r>
+                      <w:proofErr w:type="spellStart"/>
+                      <w:r>
+                        <w:rPr>
+                          <w:rFonts w:ascii="Times New Roman" w:hAnsi="Times New Roman" w:cs="Times New Roman"/>
+                          <w:sz w:val="18"/>
+                          <w:szCs w:val="18"/>
+                        </w:rPr>
+                        <w:t>melaksanakan</w:t>
+                      </w:r>
+                      <w:proofErr w:type="spellEnd"/>
+                      <w:r>
+                        <w:rPr>
+                          <w:rFonts w:ascii="Times New Roman" w:hAnsi="Times New Roman" w:cs="Times New Roman"/>
+                          <w:sz w:val="18"/>
+                          <w:szCs w:val="18"/>
+                        </w:rPr>
+                        <w:t xml:space="preserve"> </w:t>
+                      </w:r>
+                      <w:proofErr w:type="spellStart"/>
+                      <w:r>
+                        <w:rPr>
+                          <w:rFonts w:ascii="Times New Roman" w:hAnsi="Times New Roman" w:cs="Times New Roman"/>
+                          <w:sz w:val="18"/>
+                          <w:szCs w:val="18"/>
+                        </w:rPr>
+                        <w:t>konsultasi</w:t>
+                      </w:r>
+                      <w:proofErr w:type="spellEnd"/>
+                      <w:r>
+                        <w:rPr>
+                          <w:rFonts w:ascii="Times New Roman" w:hAnsi="Times New Roman" w:cs="Times New Roman"/>
+                          <w:sz w:val="18"/>
+                          <w:szCs w:val="18"/>
+                        </w:rPr>
+                        <w:t xml:space="preserve"> </w:t>
+                      </w:r>
+                      <w:proofErr w:type="spellStart"/>
+                      <w:r>
+                        <w:rPr>
+                          <w:rFonts w:ascii="Times New Roman" w:hAnsi="Times New Roman" w:cs="Times New Roman"/>
+                          <w:sz w:val="18"/>
+                          <w:szCs w:val="18"/>
+                        </w:rPr>
+                        <w:t>Revisi</w:t>
+                      </w:r>
+                      <w:proofErr w:type="spellEnd"/>
+                      <w:r>
+                        <w:rPr>
+                          <w:rFonts w:ascii="Times New Roman" w:hAnsi="Times New Roman" w:cs="Times New Roman"/>
+                          <w:sz w:val="18"/>
+                          <w:szCs w:val="18"/>
+                        </w:rPr>
+                        <w:t xml:space="preserve"> </w:t>
+                      </w:r>
+                      <w:proofErr w:type="spellStart"/>
+                      <w:r>
+                        <w:rPr>
+                          <w:rFonts w:ascii="Times New Roman" w:hAnsi="Times New Roman" w:cs="Times New Roman"/>
+                          <w:sz w:val="18"/>
+                          <w:szCs w:val="18"/>
+                        </w:rPr>
+                        <w:t>Perbaikan</w:t>
+                      </w:r>
+                      <w:proofErr w:type="spellEnd"/>
+                      <w:r>
+                        <w:rPr>
+                          <w:rFonts w:ascii="Times New Roman" w:hAnsi="Times New Roman" w:cs="Times New Roman"/>
+                          <w:sz w:val="18"/>
+                          <w:szCs w:val="18"/>
+                        </w:rPr>
+                        <w:t xml:space="preserve"> </w:t>
+                      </w:r>
+                      <w:proofErr w:type="spellStart"/>
+                      <w:r>
+                        <w:rPr>
+                          <w:rFonts w:ascii="Times New Roman" w:hAnsi="Times New Roman" w:cs="Times New Roman"/>
+                          <w:sz w:val="18"/>
+                          <w:szCs w:val="18"/>
+                        </w:rPr>
+                        <w:t>Sidang</w:t>
+                      </w:r>
+                      <w:proofErr w:type="spellEnd"/>
+                      <w:r>
+                        <w:rPr>
+                          <w:rFonts w:ascii="Times New Roman" w:hAnsi="Times New Roman" w:cs="Times New Roman"/>
+                          <w:sz w:val="18"/>
+                          <w:szCs w:val="18"/>
+                        </w:rPr>
+                        <w:t xml:space="preserve"> </w:t>
+                      </w:r>
+                      <w:proofErr w:type="spellStart"/>
+                      <w:r>
+                        <w:rPr>
+                          <w:rFonts w:ascii="Times New Roman" w:hAnsi="Times New Roman" w:cs="Times New Roman"/>
+                          <w:sz w:val="18"/>
+                          <w:szCs w:val="18"/>
+                        </w:rPr>
+                        <w:t>Tugas</w:t>
+                      </w:r>
+                      <w:proofErr w:type="spellEnd"/>
+                      <w:r>
+                        <w:rPr>
+                          <w:rFonts w:ascii="Times New Roman" w:hAnsi="Times New Roman" w:cs="Times New Roman"/>
+                          <w:sz w:val="18"/>
+                          <w:szCs w:val="18"/>
+                        </w:rPr>
+                        <w:t xml:space="preserve"> Akhir </w:t>
+                      </w:r>
+                      <w:proofErr w:type="spellStart"/>
+                      <w:r>
+                        <w:rPr>
+                          <w:rFonts w:ascii="Times New Roman" w:hAnsi="Times New Roman" w:cs="Times New Roman"/>
+                          <w:sz w:val="18"/>
+                          <w:szCs w:val="18"/>
+                        </w:rPr>
+                        <w:t>kepada</w:t>
+                      </w:r>
+                      <w:proofErr w:type="spellEnd"/>
+                      <w:r>
+                        <w:rPr>
+                          <w:rFonts w:ascii="Times New Roman" w:hAnsi="Times New Roman" w:cs="Times New Roman"/>
+                          <w:sz w:val="18"/>
+                          <w:szCs w:val="18"/>
+                        </w:rPr>
+                        <w:t xml:space="preserve"> </w:t>
+                      </w:r>
+                      <w:proofErr w:type="spellStart"/>
+                      <w:r>
+                        <w:rPr>
+                          <w:rFonts w:ascii="Times New Roman" w:hAnsi="Times New Roman" w:cs="Times New Roman"/>
+                          <w:sz w:val="18"/>
+                          <w:szCs w:val="18"/>
+                        </w:rPr>
+                        <w:t>Pembimbing</w:t>
+                      </w:r>
+                      <w:proofErr w:type="spellEnd"/>
+                      <w:r>
+                        <w:rPr>
+                          <w:rFonts w:ascii="Times New Roman" w:hAnsi="Times New Roman" w:cs="Times New Roman"/>
+                          <w:sz w:val="18"/>
+                          <w:szCs w:val="18"/>
+                        </w:rPr>
+                        <w:t xml:space="preserve"> 1 dan 2.</w:t>
                       </w:r>
                     </w:p>
                     <w:p>
@@ -4698,21 +5263,7 @@
         <w:rPr>
           <w:rFonts w:ascii="Times New Roman" w:hAnsi="Times New Roman" w:cs="Times New Roman"/>
         </w:rPr>
-        <w:t xml:space="preserve"> </w:t>
-      </w:r>
-      <w:proofErr w:type="spellStart"/>
-      <w:r>
-        <w:rPr>
-          <w:rFonts w:ascii="Times New Roman" w:hAnsi="Times New Roman" w:cs="Times New Roman"/>
-        </w:rPr>
-        <w:t>mahasiswa</w:t>
-      </w:r>
-      <w:proofErr w:type="spellEnd"/>
-      <w:r>
-        <w:rPr>
-          <w:rFonts w:ascii="Times New Roman" w:hAnsi="Times New Roman" w:cs="Times New Roman"/>
-        </w:rPr>
-        <w:t>:</w:t>
+        <w:t xml:space="preserve"> mahasiswa:</w:t>
       </w:r>
     </w:p>
     <w:tbl>
@@ -5462,16 +6013,8 @@
         <w:rPr>
           <w:rFonts w:ascii="Times New Roman" w:hAnsi="Times New Roman" w:cs="Times New Roman"/>
         </w:rPr>
-        <w:t xml:space="preserve"> </w:t>
-      </w:r>
-      <w:proofErr w:type="spellStart"/>
-      <w:r>
-        <w:rPr>
-          <w:rFonts w:ascii="Times New Roman" w:hAnsi="Times New Roman" w:cs="Times New Roman"/>
-        </w:rPr>
-        <w:t>angka</w:t>
-      </w:r>
-      <w:proofErr w:type="spellEnd"/>
+        <w:t xml:space="preserve"> angka</w:t>
+      </w:r>
     </w:p>
     <w:p>
       <w:pPr>
@@ -5709,7 +6252,19 @@
               <w:rPr>
                 <w:rFonts w:ascii="Times New Roman" w:hAnsi="Times New Roman" w:cs="Times New Roman"/>
               </w:rPr>
-              <w:t>{nama_dosen1}</w:t>
+              <w:t>{nama_dosen</w:t>
+            </w:r>
+            <w:r>
+              <w:rPr>
+                <w:rFonts w:ascii="Times New Roman" w:hAnsi="Times New Roman" w:cs="Times New Roman"/>
+              </w:rPr>
+              <w:t>3</w:t>
+            </w:r>
+            <w:r>
+              <w:rPr>
+                <w:rFonts w:ascii="Times New Roman" w:hAnsi="Times New Roman" w:cs="Times New Roman"/>
+              </w:rPr>
+              <w:t>}</w:t>
             </w:r>
           </w:p>
         </w:tc>
@@ -6612,7 +7167,6 @@
           <w:bCs w:val="0"/>
           <w:lang w:val="id-ID"/>
         </w:rPr>
-        <w:lastRenderedPageBreak/>
         <w:t>LEMBAR PENILAIAN</w:t>
       </w:r>
     </w:p>
@@ -6863,23 +7417,7 @@
                 <w:rFonts w:ascii="Times New Roman" w:hAnsi="Times New Roman" w:cs="Times New Roman"/>
                 <w:lang w:val="id-ID"/>
               </w:rPr>
-              <w:t>{</w:t>
-            </w:r>
-            <w:proofErr w:type="spellStart"/>
-            <w:r>
-              <w:rPr>
-                <w:rFonts w:ascii="Times New Roman" w:hAnsi="Times New Roman" w:cs="Times New Roman"/>
-                <w:lang w:val="id-ID"/>
-              </w:rPr>
-              <w:t>nama_mhs</w:t>
-            </w:r>
-            <w:proofErr w:type="spellEnd"/>
-            <w:r>
-              <w:rPr>
-                <w:rFonts w:ascii="Times New Roman" w:hAnsi="Times New Roman" w:cs="Times New Roman"/>
-                <w:lang w:val="id-ID"/>
-              </w:rPr>
-              <w:t>}</w:t>
+              <w:t>{nama_mhs}</w:t>
             </w:r>
           </w:p>
         </w:tc>
@@ -10924,19 +11462,8 @@
           <w:sz w:val="22"/>
           <w:szCs w:val="22"/>
         </w:rPr>
-        <w:t xml:space="preserve"> Bahasa </w:t>
-      </w:r>
-      <w:proofErr w:type="spellStart"/>
-      <w:r>
-        <w:rPr>
-          <w:rFonts w:ascii="Times New Roman" w:hAnsi="Times New Roman" w:cs="Times New Roman"/>
-          <w:b w:val="0"/>
-          <w:sz w:val="22"/>
-          <w:szCs w:val="22"/>
-        </w:rPr>
-        <w:t>Inggris</w:t>
-      </w:r>
-      <w:proofErr w:type="spellEnd"/>
+        <w:t xml:space="preserve"> Bahasa Inggris</w:t>
+      </w:r>
     </w:p>
     <w:p>
       <w:pPr>
@@ -11192,7 +11719,7 @@
         <w:sectPr>
           <w:headerReference w:type="default" r:id="rId8"/>
           <w:pgSz w:w="11906" w:h="16838" w:code="9"/>
-          <w:pgMar w:top="1484" w:right="1276" w:bottom="284" w:left="1276" w:header="0" w:footer="51" w:gutter="0"/>
+          <w:pgMar w:top="720" w:right="720" w:bottom="720" w:left="720" w:header="0" w:footer="51" w:gutter="0"/>
           <w:cols w:space="720"/>
           <w:docGrid w:linePitch="360"/>
         </w:sectPr>
@@ -12217,23 +12744,7 @@
                 <w:rFonts w:ascii="Times New Roman" w:hAnsi="Times New Roman" w:cs="Times New Roman"/>
                 <w:lang w:val="id-ID"/>
               </w:rPr>
-              <w:t>{</w:t>
-            </w:r>
-            <w:proofErr w:type="spellStart"/>
-            <w:r>
-              <w:rPr>
-                <w:rFonts w:ascii="Times New Roman" w:hAnsi="Times New Roman" w:cs="Times New Roman"/>
-                <w:lang w:val="id-ID"/>
-              </w:rPr>
-              <w:t>nama_mhs</w:t>
-            </w:r>
-            <w:proofErr w:type="spellEnd"/>
-            <w:r>
-              <w:rPr>
-                <w:rFonts w:ascii="Times New Roman" w:hAnsi="Times New Roman" w:cs="Times New Roman"/>
-                <w:lang w:val="id-ID"/>
-              </w:rPr>
-              <w:t>}</w:t>
+              <w:t>{nama_mhs}</w:t>
             </w:r>
           </w:p>
         </w:tc>
@@ -16451,19 +16962,8 @@
           <w:sz w:val="22"/>
           <w:szCs w:val="22"/>
         </w:rPr>
-        <w:t xml:space="preserve"> Bahasa </w:t>
-      </w:r>
-      <w:proofErr w:type="spellStart"/>
-      <w:r>
-        <w:rPr>
-          <w:rFonts w:ascii="Times New Roman" w:hAnsi="Times New Roman" w:cs="Times New Roman"/>
-          <w:b w:val="0"/>
-          <w:sz w:val="22"/>
-          <w:szCs w:val="22"/>
-        </w:rPr>
-        <w:t>Inggris</w:t>
-      </w:r>
-      <w:proofErr w:type="spellEnd"/>
+        <w:t xml:space="preserve"> Bahasa Inggris</w:t>
+      </w:r>
     </w:p>
     <w:p>
       <w:pPr>
@@ -17733,23 +18233,7 @@
                 <w:rFonts w:ascii="Times New Roman" w:hAnsi="Times New Roman" w:cs="Times New Roman"/>
                 <w:lang w:val="id-ID"/>
               </w:rPr>
-              <w:t>{</w:t>
-            </w:r>
-            <w:proofErr w:type="spellStart"/>
-            <w:r>
-              <w:rPr>
-                <w:rFonts w:ascii="Times New Roman" w:hAnsi="Times New Roman" w:cs="Times New Roman"/>
-                <w:lang w:val="id-ID"/>
-              </w:rPr>
-              <w:t>nama_mhs</w:t>
-            </w:r>
-            <w:proofErr w:type="spellEnd"/>
-            <w:r>
-              <w:rPr>
-                <w:rFonts w:ascii="Times New Roman" w:hAnsi="Times New Roman" w:cs="Times New Roman"/>
-                <w:lang w:val="id-ID"/>
-              </w:rPr>
-              <w:t>}</w:t>
+              <w:t>{nama_mhs}</w:t>
             </w:r>
           </w:p>
         </w:tc>
@@ -21955,19 +22439,8 @@
           <w:sz w:val="22"/>
           <w:szCs w:val="22"/>
         </w:rPr>
-        <w:t xml:space="preserve"> Bahasa </w:t>
-      </w:r>
-      <w:proofErr w:type="spellStart"/>
-      <w:r>
-        <w:rPr>
-          <w:rFonts w:ascii="Times New Roman" w:hAnsi="Times New Roman" w:cs="Times New Roman"/>
-          <w:b w:val="0"/>
-          <w:sz w:val="22"/>
-          <w:szCs w:val="22"/>
-        </w:rPr>
-        <w:t>Inggris</w:t>
-      </w:r>
-      <w:proofErr w:type="spellEnd"/>
+        <w:t xml:space="preserve"> Bahasa Inggris</w:t>
+      </w:r>
     </w:p>
     <w:p>
       <w:pPr>
@@ -23224,23 +23697,7 @@
                 <w:rFonts w:ascii="Times New Roman" w:hAnsi="Times New Roman" w:cs="Times New Roman"/>
                 <w:lang w:val="id-ID"/>
               </w:rPr>
-              <w:t>{</w:t>
-            </w:r>
-            <w:proofErr w:type="spellStart"/>
-            <w:r>
-              <w:rPr>
-                <w:rFonts w:ascii="Times New Roman" w:hAnsi="Times New Roman" w:cs="Times New Roman"/>
-                <w:lang w:val="id-ID"/>
-              </w:rPr>
-              <w:t>nama_mhs</w:t>
-            </w:r>
-            <w:proofErr w:type="spellEnd"/>
-            <w:r>
-              <w:rPr>
-                <w:rFonts w:ascii="Times New Roman" w:hAnsi="Times New Roman" w:cs="Times New Roman"/>
-                <w:lang w:val="id-ID"/>
-              </w:rPr>
-              <w:t>}</w:t>
+              <w:t>{nama_mhs}</w:t>
             </w:r>
           </w:p>
         </w:tc>
@@ -27446,19 +27903,8 @@
           <w:sz w:val="22"/>
           <w:szCs w:val="22"/>
         </w:rPr>
-        <w:t xml:space="preserve"> Bahasa </w:t>
-      </w:r>
-      <w:proofErr w:type="spellStart"/>
-      <w:r>
-        <w:rPr>
-          <w:rFonts w:ascii="Times New Roman" w:hAnsi="Times New Roman" w:cs="Times New Roman"/>
-          <w:b w:val="0"/>
-          <w:sz w:val="22"/>
-          <w:szCs w:val="22"/>
-        </w:rPr>
-        <w:t>Inggris</w:t>
-      </w:r>
-      <w:proofErr w:type="spellEnd"/>
+        <w:t xml:space="preserve"> Bahasa Inggris</w:t>
+      </w:r>
     </w:p>
     <w:p>
       <w:pPr>
@@ -28437,7 +28883,7 @@
 </file>
 
 <file path=word/endnotes.xml><?xml version="1.0" encoding="utf-8"?>
-<w:endnotes xmlns:wpc="http://schemas.microsoft.com/office/word/2010/wordprocessingCanvas" xmlns:cx="http://schemas.microsoft.com/office/drawing/2014/chartex" xmlns:cx1="http://schemas.microsoft.com/office/drawing/2015/9/8/chartex" xmlns:cx2="http://schemas.microsoft.com/office/drawing/2015/10/21/chartex" xmlns:cx3="http://schemas.microsoft.com/office/drawing/2016/5/9/chartex" xmlns:cx4="http://schemas.microsoft.com/office/drawing/2016/5/10/chartex" xmlns:cx5="http://schemas.microsoft.com/office/drawing/2016/5/11/chartex" xmlns:cx6="http://schemas.microsoft.com/office/drawing/2016/5/12/chartex" xmlns:cx7="http://schemas.microsoft.com/office/drawing/2016/5/13/chartex" xmlns:cx8="http://schemas.microsoft.com/office/drawing/2016/5/14/chartex" xmlns:mc="http://schemas.openxmlformats.org/markup-compatibility/2006" xmlns:aink="http://schemas.microsoft.com/office/drawing/2016/ink" xmlns:am3d="http://schemas.microsoft.com/office/drawing/2017/model3d" xmlns:o="urn:schemas-microsoft-com:office:office" xmlns:oel="http://schemas.microsoft.com/office/2019/extlst" xmlns:r="http://schemas.openxmlformats.org/officeDocument/2006/relationships" xmlns:m="http://schemas.openxmlformats.org/officeDocument/2006/math" xmlns:v="urn:schemas-microsoft-com:vml" xmlns:wp14="http://schemas.microsoft.com/office/word/2010/wordprocessingDrawing" xmlns:wp="http://schemas.openxmlformats.org/drawingml/2006/wordprocessingDrawing" xmlns:w10="urn:schemas-microsoft-com:office:word" xmlns:w="http://schemas.openxmlformats.org/wordprocessingml/2006/main" xmlns:w14="http://schemas.microsoft.com/office/word/2010/wordml" xmlns:w15="http://schemas.microsoft.com/office/word/2012/wordml" xmlns:w16cei="http://schemas.microsoft.com/office/word/2026/wordml/cei" xmlns:w16cex="http://schemas.microsoft.com/office/word/2018/wordml/cex" xmlns:w16cid="http://schemas.microsoft.com/office/word/2016/wordml/cid" xmlns:w16="http://schemas.microsoft.com/office/word/2018/wordml" xmlns:w16du="http://schemas.microsoft.com/office/word/2023/wordml/word16du" xmlns:w16sdtdh="http://schemas.microsoft.com/office/word/2020/wordml/sdtdatahash" xmlns:w16sdtfl="http://schemas.microsoft.com/office/word/2024/wordml/sdtformatlock" xmlns:w16se="http://schemas.microsoft.com/office/word/2015/wordml/symex" xmlns:wpg="http://schemas.microsoft.com/office/word/2010/wordprocessingGroup" xmlns:wpi="http://schemas.microsoft.com/office/word/2010/wordprocessingInk" xmlns:wne="http://schemas.microsoft.com/office/word/2006/wordml" xmlns:wps="http://schemas.microsoft.com/office/word/2010/wordprocessingShape" mc:Ignorable="w14 w15 w16se w16cid w16 w16cex w16sdtdh w16sdtfl w16du wp14">
+<w:endnotes xmlns:wpc="http://schemas.microsoft.com/office/word/2010/wordprocessingCanvas" xmlns:cx="http://schemas.microsoft.com/office/drawing/2014/chartex" xmlns:cx1="http://schemas.microsoft.com/office/drawing/2015/9/8/chartex" xmlns:cx2="http://schemas.microsoft.com/office/drawing/2015/10/21/chartex" xmlns:cx3="http://schemas.microsoft.com/office/drawing/2016/5/9/chartex" xmlns:cx4="http://schemas.microsoft.com/office/drawing/2016/5/10/chartex" xmlns:cx5="http://schemas.microsoft.com/office/drawing/2016/5/11/chartex" xmlns:cx6="http://schemas.microsoft.com/office/drawing/2016/5/12/chartex" xmlns:cx7="http://schemas.microsoft.com/office/drawing/2016/5/13/chartex" xmlns:cx8="http://schemas.microsoft.com/office/drawing/2016/5/14/chartex" xmlns:mc="http://schemas.openxmlformats.org/markup-compatibility/2006" xmlns:aink="http://schemas.microsoft.com/office/drawing/2016/ink" xmlns:am3d="http://schemas.microsoft.com/office/drawing/2017/model3d" xmlns:o="urn:schemas-microsoft-com:office:office" xmlns:oel="http://schemas.microsoft.com/office/2019/extlst" xmlns:r="http://schemas.openxmlformats.org/officeDocument/2006/relationships" xmlns:m="http://schemas.openxmlformats.org/officeDocument/2006/math" xmlns:v="urn:schemas-microsoft-com:vml" xmlns:wp14="http://schemas.microsoft.com/office/word/2010/wordprocessingDrawing" xmlns:wp="http://schemas.openxmlformats.org/drawingml/2006/wordprocessingDrawing" xmlns:w10="urn:schemas-microsoft-com:office:word" xmlns:w="http://schemas.openxmlformats.org/wordprocessingml/2006/main" xmlns:w14="http://schemas.microsoft.com/office/word/2010/wordml" xmlns:w15="http://schemas.microsoft.com/office/word/2012/wordml" xmlns:w16cex="http://schemas.microsoft.com/office/word/2018/wordml/cex" xmlns:w16cid="http://schemas.microsoft.com/office/word/2016/wordml/cid" xmlns:w16="http://schemas.microsoft.com/office/word/2018/wordml" xmlns:w16du="http://schemas.microsoft.com/office/word/2023/wordml/word16du" xmlns:w16sdtdh="http://schemas.microsoft.com/office/word/2020/wordml/sdtdatahash" xmlns:w16sdtfl="http://schemas.microsoft.com/office/word/2024/wordml/sdtformatlock" xmlns:w16se="http://schemas.microsoft.com/office/word/2015/wordml/symex" xmlns:wpg="http://schemas.microsoft.com/office/word/2010/wordprocessingGroup" xmlns:wpi="http://schemas.microsoft.com/office/word/2010/wordprocessingInk" xmlns:wne="http://schemas.microsoft.com/office/word/2006/wordml" xmlns:wps="http://schemas.microsoft.com/office/word/2010/wordprocessingShape" mc:Ignorable="w14 w15 w16se w16cid w16 w16cex w16sdtdh w16sdtfl w16du wp14">
   <w:endnote w:type="separator" w:id="-1">
     <w:p>
       <w:pPr>
@@ -28462,7 +28908,7 @@
 </file>
 
 <file path=word/footnotes.xml><?xml version="1.0" encoding="utf-8"?>
-<w:footnotes xmlns:wpc="http://schemas.microsoft.com/office/word/2010/wordprocessingCanvas" xmlns:cx="http://schemas.microsoft.com/office/drawing/2014/chartex" xmlns:cx1="http://schemas.microsoft.com/office/drawing/2015/9/8/chartex" xmlns:cx2="http://schemas.microsoft.com/office/drawing/2015/10/21/chartex" xmlns:cx3="http://schemas.microsoft.com/office/drawing/2016/5/9/chartex" xmlns:cx4="http://schemas.microsoft.com/office/drawing/2016/5/10/chartex" xmlns:cx5="http://schemas.microsoft.com/office/drawing/2016/5/11/chartex" xmlns:cx6="http://schemas.microsoft.com/office/drawing/2016/5/12/chartex" xmlns:cx7="http://schemas.microsoft.com/office/drawing/2016/5/13/chartex" xmlns:cx8="http://schemas.microsoft.com/office/drawing/2016/5/14/chartex" xmlns:mc="http://schemas.openxmlformats.org/markup-compatibility/2006" xmlns:aink="http://schemas.microsoft.com/office/drawing/2016/ink" xmlns:am3d="http://schemas.microsoft.com/office/drawing/2017/model3d" xmlns:o="urn:schemas-microsoft-com:office:office" xmlns:oel="http://schemas.microsoft.com/office/2019/extlst" xmlns:r="http://schemas.openxmlformats.org/officeDocument/2006/relationships" xmlns:m="http://schemas.openxmlformats.org/officeDocument/2006/math" xmlns:v="urn:schemas-microsoft-com:vml" xmlns:wp14="http://schemas.microsoft.com/office/word/2010/wordprocessingDrawing" xmlns:wp="http://schemas.openxmlformats.org/drawingml/2006/wordprocessingDrawing" xmlns:w10="urn:schemas-microsoft-com:office:word" xmlns:w="http://schemas.openxmlformats.org/wordprocessingml/2006/main" xmlns:w14="http://schemas.microsoft.com/office/word/2010/wordml" xmlns:w15="http://schemas.microsoft.com/office/word/2012/wordml" xmlns:w16cei="http://schemas.microsoft.com/office/word/2026/wordml/cei" xmlns:w16cex="http://schemas.microsoft.com/office/word/2018/wordml/cex" xmlns:w16cid="http://schemas.microsoft.com/office/word/2016/wordml/cid" xmlns:w16="http://schemas.microsoft.com/office/word/2018/wordml" xmlns:w16du="http://schemas.microsoft.com/office/word/2023/wordml/word16du" xmlns:w16sdtdh="http://schemas.microsoft.com/office/word/2020/wordml/sdtdatahash" xmlns:w16sdtfl="http://schemas.microsoft.com/office/word/2024/wordml/sdtformatlock" xmlns:w16se="http://schemas.microsoft.com/office/word/2015/wordml/symex" xmlns:wpg="http://schemas.microsoft.com/office/word/2010/wordprocessingGroup" xmlns:wpi="http://schemas.microsoft.com/office/word/2010/wordprocessingInk" xmlns:wne="http://schemas.microsoft.com/office/word/2006/wordml" xmlns:wps="http://schemas.microsoft.com/office/word/2010/wordprocessingShape" mc:Ignorable="w14 w15 w16se w16cid w16 w16cex w16sdtdh w16sdtfl w16du wp14">
+<w:footnotes xmlns:wpc="http://schemas.microsoft.com/office/word/2010/wordprocessingCanvas" xmlns:cx="http://schemas.microsoft.com/office/drawing/2014/chartex" xmlns:cx1="http://schemas.microsoft.com/office/drawing/2015/9/8/chartex" xmlns:cx2="http://schemas.microsoft.com/office/drawing/2015/10/21/chartex" xmlns:cx3="http://schemas.microsoft.com/office/drawing/2016/5/9/chartex" xmlns:cx4="http://schemas.microsoft.com/office/drawing/2016/5/10/chartex" xmlns:cx5="http://schemas.microsoft.com/office/drawing/2016/5/11/chartex" xmlns:cx6="http://schemas.microsoft.com/office/drawing/2016/5/12/chartex" xmlns:cx7="http://schemas.microsoft.com/office/drawing/2016/5/13/chartex" xmlns:cx8="http://schemas.microsoft.com/office/drawing/2016/5/14/chartex" xmlns:mc="http://schemas.openxmlformats.org/markup-compatibility/2006" xmlns:aink="http://schemas.microsoft.com/office/drawing/2016/ink" xmlns:am3d="http://schemas.microsoft.com/office/drawing/2017/model3d" xmlns:o="urn:schemas-microsoft-com:office:office" xmlns:oel="http://schemas.microsoft.com/office/2019/extlst" xmlns:r="http://schemas.openxmlformats.org/officeDocument/2006/relationships" xmlns:m="http://schemas.openxmlformats.org/officeDocument/2006/math" xmlns:v="urn:schemas-microsoft-com:vml" xmlns:wp14="http://schemas.microsoft.com/office/word/2010/wordprocessingDrawing" xmlns:wp="http://schemas.openxmlformats.org/drawingml/2006/wordprocessingDrawing" xmlns:w10="urn:schemas-microsoft-com:office:word" xmlns:w="http://schemas.openxmlformats.org/wordprocessingml/2006/main" xmlns:w14="http://schemas.microsoft.com/office/word/2010/wordml" xmlns:w15="http://schemas.microsoft.com/office/word/2012/wordml" xmlns:w16cex="http://schemas.microsoft.com/office/word/2018/wordml/cex" xmlns:w16cid="http://schemas.microsoft.com/office/word/2016/wordml/cid" xmlns:w16="http://schemas.microsoft.com/office/word/2018/wordml" xmlns:w16du="http://schemas.microsoft.com/office/word/2023/wordml/word16du" xmlns:w16sdtdh="http://schemas.microsoft.com/office/word/2020/wordml/sdtdatahash" xmlns:w16sdtfl="http://schemas.microsoft.com/office/word/2024/wordml/sdtformatlock" xmlns:w16se="http://schemas.microsoft.com/office/word/2015/wordml/symex" xmlns:wpg="http://schemas.microsoft.com/office/word/2010/wordprocessingGroup" xmlns:wpi="http://schemas.microsoft.com/office/word/2010/wordprocessingInk" xmlns:wne="http://schemas.microsoft.com/office/word/2006/wordml" xmlns:wps="http://schemas.microsoft.com/office/word/2010/wordprocessingShape" mc:Ignorable="w14 w15 w16se w16cid w16 w16cex w16sdtdh w16sdtfl w16du wp14">
   <w:footnote w:type="separator" w:id="-1">
     <w:p>
       <w:pPr>
@@ -28487,72 +28933,405 @@
 </file>
 
 <file path=word/header1.xml><?xml version="1.0" encoding="utf-8"?>
-<w:hdr xmlns:wpc="http://schemas.microsoft.com/office/word/2010/wordprocessingCanvas" xmlns:cx="http://schemas.microsoft.com/office/drawing/2014/chartex" xmlns:cx1="http://schemas.microsoft.com/office/drawing/2015/9/8/chartex" xmlns:cx2="http://schemas.microsoft.com/office/drawing/2015/10/21/chartex" xmlns:cx3="http://schemas.microsoft.com/office/drawing/2016/5/9/chartex" xmlns:cx4="http://schemas.microsoft.com/office/drawing/2016/5/10/chartex" xmlns:cx5="http://schemas.microsoft.com/office/drawing/2016/5/11/chartex" xmlns:cx6="http://schemas.microsoft.com/office/drawing/2016/5/12/chartex" xmlns:cx7="http://schemas.microsoft.com/office/drawing/2016/5/13/chartex" xmlns:cx8="http://schemas.microsoft.com/office/drawing/2016/5/14/chartex" xmlns:mc="http://schemas.openxmlformats.org/markup-compatibility/2006" xmlns:aink="http://schemas.microsoft.com/office/drawing/2016/ink" xmlns:am3d="http://schemas.microsoft.com/office/drawing/2017/model3d" xmlns:o="urn:schemas-microsoft-com:office:office" xmlns:oel="http://schemas.microsoft.com/office/2019/extlst" xmlns:r="http://schemas.openxmlformats.org/officeDocument/2006/relationships" xmlns:m="http://schemas.openxmlformats.org/officeDocument/2006/math" xmlns:v="urn:schemas-microsoft-com:vml" xmlns:wp14="http://schemas.microsoft.com/office/word/2010/wordprocessingDrawing" xmlns:wp="http://schemas.openxmlformats.org/drawingml/2006/wordprocessingDrawing" xmlns:w10="urn:schemas-microsoft-com:office:word" xmlns:w="http://schemas.openxmlformats.org/wordprocessingml/2006/main" xmlns:w14="http://schemas.microsoft.com/office/word/2010/wordml" xmlns:w15="http://schemas.microsoft.com/office/word/2012/wordml" xmlns:w16cei="http://schemas.microsoft.com/office/word/2026/wordml/cei" xmlns:w16cex="http://schemas.microsoft.com/office/word/2018/wordml/cex" xmlns:w16cid="http://schemas.microsoft.com/office/word/2016/wordml/cid" xmlns:w16="http://schemas.microsoft.com/office/word/2018/wordml" xmlns:w16du="http://schemas.microsoft.com/office/word/2023/wordml/word16du" xmlns:w16sdtdh="http://schemas.microsoft.com/office/word/2020/wordml/sdtdatahash" xmlns:w16sdtfl="http://schemas.microsoft.com/office/word/2024/wordml/sdtformatlock" xmlns:w16se="http://schemas.microsoft.com/office/word/2015/wordml/symex" xmlns:wpg="http://schemas.microsoft.com/office/word/2010/wordprocessingGroup" xmlns:wpi="http://schemas.microsoft.com/office/word/2010/wordprocessingInk" xmlns:wne="http://schemas.microsoft.com/office/word/2006/wordml" xmlns:wps="http://schemas.microsoft.com/office/word/2010/wordprocessingShape" mc:Ignorable="w14 w15 w16se w16cid w16 w16cex w16sdtdh w16sdtfl w16du wp14">
+<w:hdr xmlns:wpc="http://schemas.microsoft.com/office/word/2010/wordprocessingCanvas" xmlns:cx="http://schemas.microsoft.com/office/drawing/2014/chartex" xmlns:cx1="http://schemas.microsoft.com/office/drawing/2015/9/8/chartex" xmlns:cx2="http://schemas.microsoft.com/office/drawing/2015/10/21/chartex" xmlns:cx3="http://schemas.microsoft.com/office/drawing/2016/5/9/chartex" xmlns:cx4="http://schemas.microsoft.com/office/drawing/2016/5/10/chartex" xmlns:cx5="http://schemas.microsoft.com/office/drawing/2016/5/11/chartex" xmlns:cx6="http://schemas.microsoft.com/office/drawing/2016/5/12/chartex" xmlns:cx7="http://schemas.microsoft.com/office/drawing/2016/5/13/chartex" xmlns:cx8="http://schemas.microsoft.com/office/drawing/2016/5/14/chartex" xmlns:mc="http://schemas.openxmlformats.org/markup-compatibility/2006" xmlns:aink="http://schemas.microsoft.com/office/drawing/2016/ink" xmlns:am3d="http://schemas.microsoft.com/office/drawing/2017/model3d" xmlns:o="urn:schemas-microsoft-com:office:office" xmlns:oel="http://schemas.microsoft.com/office/2019/extlst" xmlns:r="http://schemas.openxmlformats.org/officeDocument/2006/relationships" xmlns:m="http://schemas.openxmlformats.org/officeDocument/2006/math" xmlns:v="urn:schemas-microsoft-com:vml" xmlns:wp14="http://schemas.microsoft.com/office/word/2010/wordprocessingDrawing" xmlns:wp="http://schemas.openxmlformats.org/drawingml/2006/wordprocessingDrawing" xmlns:w10="urn:schemas-microsoft-com:office:word" xmlns:w="http://schemas.openxmlformats.org/wordprocessingml/2006/main" xmlns:w14="http://schemas.microsoft.com/office/word/2010/wordml" xmlns:w15="http://schemas.microsoft.com/office/word/2012/wordml" xmlns:w16cex="http://schemas.microsoft.com/office/word/2018/wordml/cex" xmlns:w16cid="http://schemas.microsoft.com/office/word/2016/wordml/cid" xmlns:w16="http://schemas.microsoft.com/office/word/2018/wordml" xmlns:w16du="http://schemas.microsoft.com/office/word/2023/wordml/word16du" xmlns:w16sdtdh="http://schemas.microsoft.com/office/word/2020/wordml/sdtdatahash" xmlns:w16sdtfl="http://schemas.microsoft.com/office/word/2024/wordml/sdtformatlock" xmlns:w16se="http://schemas.microsoft.com/office/word/2015/wordml/symex" xmlns:wpg="http://schemas.microsoft.com/office/word/2010/wordprocessingGroup" xmlns:wpi="http://schemas.microsoft.com/office/word/2010/wordprocessingInk" xmlns:wne="http://schemas.microsoft.com/office/word/2006/wordml" xmlns:wps="http://schemas.microsoft.com/office/word/2010/wordprocessingShape" mc:Ignorable="w14 w15 w16se w16cid w16 w16cex w16sdtdh w16sdtfl w16du wp14">
+  <w:tbl>
+    <w:tblPr>
+      <w:tblStyle w:val="TableGrid1"/>
+      <w:tblW w:w="11314" w:type="dxa"/>
+      <w:tblInd w:w="-426" w:type="dxa"/>
+      <w:tblBorders>
+        <w:top w:val="none" w:sz="0" w:space="0" w:color="auto"/>
+        <w:left w:val="none" w:sz="0" w:space="0" w:color="auto"/>
+        <w:bottom w:val="none" w:sz="0" w:space="0" w:color="auto"/>
+        <w:right w:val="none" w:sz="0" w:space="0" w:color="auto"/>
+        <w:insideH w:val="none" w:sz="0" w:space="0" w:color="auto"/>
+        <w:insideV w:val="none" w:sz="0" w:space="0" w:color="auto"/>
+      </w:tblBorders>
+      <w:tblLook w:val="04A0" w:firstRow="1" w:lastRow="0" w:firstColumn="1" w:lastColumn="0" w:noHBand="0" w:noVBand="1"/>
+    </w:tblPr>
+    <w:tblGrid>
+      <w:gridCol w:w="1611"/>
+      <w:gridCol w:w="5907"/>
+      <w:gridCol w:w="3796"/>
+    </w:tblGrid>
+    <w:tr>
+      <w:tc>
+        <w:tcPr>
+          <w:tcW w:w="1611" w:type="dxa"/>
+          <w:hideMark/>
+        </w:tcPr>
+        <w:p>
+          <w:pPr>
+            <w:tabs>
+              <w:tab w:val="center" w:pos="4680"/>
+              <w:tab w:val="right" w:pos="9360"/>
+            </w:tabs>
+            <w:spacing w:before="240" w:after="240"/>
+            <w:jc w:val="center"/>
+          </w:pPr>
+          <w:bookmarkStart w:id="6" w:name="_Hlk184387129"/>
+          <w:bookmarkStart w:id="7" w:name="_Hlk184387130"/>
+          <w:r>
+            <w:rPr>
+              <w:noProof/>
+            </w:rPr>
+            <w:drawing>
+              <wp:inline distT="0" distB="0" distL="0" distR="0" wp14:anchorId="5EAFE7F7" wp14:editId="1D62E798">
+                <wp:extent cx="876300" cy="986155"/>
+                <wp:effectExtent l="0" t="0" r="0" b="4445"/>
+                <wp:docPr id="5" name="Picture 1"/>
+                <wp:cNvGraphicFramePr>
+                  <a:graphicFrameLocks xmlns:a="http://schemas.openxmlformats.org/drawingml/2006/main" noChangeAspect="1"/>
+                </wp:cNvGraphicFramePr>
+                <a:graphic xmlns:a="http://schemas.openxmlformats.org/drawingml/2006/main">
+                  <a:graphicData uri="http://schemas.openxmlformats.org/drawingml/2006/picture">
+                    <pic:pic xmlns:pic="http://schemas.openxmlformats.org/drawingml/2006/picture">
+                      <pic:nvPicPr>
+                        <pic:cNvPr id="0" name="Picture 1"/>
+                        <pic:cNvPicPr>
+                          <a:picLocks noChangeAspect="1" noChangeArrowheads="1"/>
+                        </pic:cNvPicPr>
+                      </pic:nvPicPr>
+                      <pic:blipFill>
+                        <a:blip r:embed="rId1">
+                          <a:extLst>
+                            <a:ext uri="{28A0092B-C50C-407E-A947-70E740481C1C}">
+                              <a14:useLocalDpi xmlns:a14="http://schemas.microsoft.com/office/drawing/2010/main" val="0"/>
+                            </a:ext>
+                          </a:extLst>
+                        </a:blip>
+                        <a:srcRect l="41176" t="41138" r="41830" b="25377"/>
+                        <a:stretch>
+                          <a:fillRect/>
+                        </a:stretch>
+                      </pic:blipFill>
+                      <pic:spPr bwMode="auto">
+                        <a:xfrm>
+                          <a:off x="0" y="0"/>
+                          <a:ext cx="876300" cy="986155"/>
+                        </a:xfrm>
+                        <a:prstGeom prst="rect">
+                          <a:avLst/>
+                        </a:prstGeom>
+                        <a:noFill/>
+                        <a:ln>
+                          <a:noFill/>
+                        </a:ln>
+                      </pic:spPr>
+                    </pic:pic>
+                  </a:graphicData>
+                </a:graphic>
+              </wp:inline>
+            </w:drawing>
+          </w:r>
+        </w:p>
+      </w:tc>
+      <w:tc>
+        <w:tcPr>
+          <w:tcW w:w="5907" w:type="dxa"/>
+        </w:tcPr>
+        <w:p>
+          <w:pPr>
+            <w:rPr>
+              <w:rFonts w:ascii="Times New Roman" w:hAnsi="Times New Roman"/>
+              <w:b/>
+              <w:color w:val="0070C0"/>
+            </w:rPr>
+          </w:pPr>
+        </w:p>
+        <w:p>
+          <w:pPr>
+            <w:rPr>
+              <w:rFonts w:ascii="Times New Roman" w:hAnsi="Times New Roman"/>
+              <w:b/>
+              <w:color w:val="0070C0"/>
+            </w:rPr>
+          </w:pPr>
+          <w:r>
+            <w:rPr>
+              <w:rFonts w:ascii="Times New Roman" w:hAnsi="Times New Roman"/>
+              <w:b/>
+              <w:color w:val="0070C0"/>
+            </w:rPr>
+            <w:t>KEMENTERIAN PENDIDIKAN TINGGI, SAINS,</w:t>
+          </w:r>
+        </w:p>
+        <w:p>
+          <w:pPr>
+            <w:rPr>
+              <w:rFonts w:ascii="Times New Roman" w:hAnsi="Times New Roman"/>
+              <w:b/>
+              <w:color w:val="0070C0"/>
+            </w:rPr>
+          </w:pPr>
+          <w:r>
+            <w:rPr>
+              <w:rFonts w:ascii="Times New Roman" w:hAnsi="Times New Roman"/>
+              <w:b/>
+              <w:color w:val="0070C0"/>
+            </w:rPr>
+            <w:t>DAN TEKNOLOGI</w:t>
+          </w:r>
+        </w:p>
+        <w:p>
+          <w:pPr>
+            <w:rPr>
+              <w:rFonts w:ascii="Times New Roman" w:hAnsi="Times New Roman"/>
+              <w:b/>
+              <w:color w:val="0070C0"/>
+              <w:sz w:val="24"/>
+              <w:szCs w:val="24"/>
+            </w:rPr>
+          </w:pPr>
+          <w:r>
+            <w:rPr>
+              <w:rFonts w:ascii="Times New Roman" w:hAnsi="Times New Roman"/>
+              <w:b/>
+              <w:color w:val="0070C0"/>
+              <w:sz w:val="24"/>
+              <w:szCs w:val="24"/>
+            </w:rPr>
+            <w:t>UNIVERSITAS DIPONEGORO</w:t>
+          </w:r>
+        </w:p>
+        <w:p>
+          <w:pPr>
+            <w:rPr>
+              <w:rFonts w:ascii="Times New Roman" w:hAnsi="Times New Roman"/>
+              <w:b/>
+              <w:color w:val="0070C0"/>
+              <w:sz w:val="24"/>
+              <w:szCs w:val="24"/>
+            </w:rPr>
+          </w:pPr>
+          <w:r>
+            <w:rPr>
+              <w:rFonts w:ascii="Times New Roman" w:hAnsi="Times New Roman"/>
+              <w:b/>
+              <w:color w:val="0070C0"/>
+              <w:sz w:val="24"/>
+              <w:szCs w:val="24"/>
+            </w:rPr>
+            <w:t>FAKULTAS TEKNIK</w:t>
+          </w:r>
+        </w:p>
+        <w:p>
+          <w:pPr>
+            <w:rPr>
+              <w:rFonts w:ascii="Times New Roman" w:hAnsi="Times New Roman"/>
+              <w:b/>
+              <w:color w:val="0070C0"/>
+              <w:sz w:val="30"/>
+              <w:szCs w:val="30"/>
+            </w:rPr>
+          </w:pPr>
+          <w:r>
+            <w:rPr>
+              <w:rFonts w:ascii="Times New Roman" w:hAnsi="Times New Roman"/>
+              <w:b/>
+              <w:color w:val="0070C0"/>
+              <w:sz w:val="30"/>
+              <w:szCs w:val="30"/>
+            </w:rPr>
+            <w:t>DEPARTEMEN TEKNIK LINGKUNGAN</w:t>
+          </w:r>
+        </w:p>
+      </w:tc>
+      <w:tc>
+        <w:tcPr>
+          <w:tcW w:w="3796" w:type="dxa"/>
+        </w:tcPr>
+        <w:p>
+          <w:pPr>
+            <w:jc w:val="right"/>
+            <w:rPr>
+              <w:rFonts w:ascii="Times New Roman" w:hAnsi="Times New Roman"/>
+              <w:color w:val="0070C0"/>
+              <w:sz w:val="18"/>
+              <w:szCs w:val="18"/>
+            </w:rPr>
+          </w:pPr>
+        </w:p>
+        <w:p>
+          <w:pPr>
+            <w:jc w:val="right"/>
+            <w:rPr>
+              <w:rFonts w:ascii="Times New Roman" w:hAnsi="Times New Roman"/>
+              <w:color w:val="0070C0"/>
+              <w:sz w:val="18"/>
+              <w:szCs w:val="18"/>
+            </w:rPr>
+          </w:pPr>
+        </w:p>
+        <w:p>
+          <w:pPr>
+            <w:jc w:val="right"/>
+            <w:rPr>
+              <w:rFonts w:ascii="Times New Roman" w:hAnsi="Times New Roman"/>
+              <w:color w:val="0070C0"/>
+              <w:sz w:val="18"/>
+              <w:szCs w:val="18"/>
+            </w:rPr>
+          </w:pPr>
+        </w:p>
+        <w:p>
+          <w:pPr>
+            <w:jc w:val="right"/>
+            <w:rPr>
+              <w:rFonts w:ascii="Times New Roman" w:hAnsi="Times New Roman"/>
+              <w:color w:val="0070C0"/>
+              <w:sz w:val="18"/>
+              <w:szCs w:val="18"/>
+            </w:rPr>
+          </w:pPr>
+          <w:r>
+            <w:rPr>
+              <w:rFonts w:ascii="Times New Roman" w:hAnsi="Times New Roman"/>
+              <w:color w:val="0070C0"/>
+              <w:sz w:val="18"/>
+              <w:szCs w:val="18"/>
+            </w:rPr>
+            <w:t xml:space="preserve">Jalan Prof. </w:t>
+          </w:r>
+          <w:proofErr w:type="spellStart"/>
+          <w:r>
+            <w:rPr>
+              <w:rFonts w:ascii="Times New Roman" w:hAnsi="Times New Roman"/>
+              <w:color w:val="0070C0"/>
+              <w:sz w:val="18"/>
+              <w:szCs w:val="18"/>
+            </w:rPr>
+            <w:t>Sudarto</w:t>
+          </w:r>
+          <w:proofErr w:type="spellEnd"/>
+          <w:r>
+            <w:rPr>
+              <w:rFonts w:ascii="Times New Roman" w:hAnsi="Times New Roman"/>
+              <w:color w:val="0070C0"/>
+              <w:sz w:val="18"/>
+              <w:szCs w:val="18"/>
+            </w:rPr>
+            <w:t>, S.H.</w:t>
+          </w:r>
+        </w:p>
+        <w:p>
+          <w:pPr>
+            <w:jc w:val="right"/>
+            <w:rPr>
+              <w:rFonts w:ascii="Times New Roman" w:hAnsi="Times New Roman"/>
+              <w:color w:val="0070C0"/>
+              <w:sz w:val="18"/>
+              <w:szCs w:val="18"/>
+            </w:rPr>
+          </w:pPr>
+          <w:proofErr w:type="spellStart"/>
+          <w:r>
+            <w:rPr>
+              <w:rFonts w:ascii="Times New Roman" w:hAnsi="Times New Roman"/>
+              <w:color w:val="0070C0"/>
+              <w:sz w:val="18"/>
+              <w:szCs w:val="18"/>
+            </w:rPr>
+            <w:t>Tembalang</w:t>
+          </w:r>
+          <w:proofErr w:type="spellEnd"/>
+          <w:r>
+            <w:rPr>
+              <w:rFonts w:ascii="Times New Roman" w:hAnsi="Times New Roman"/>
+              <w:color w:val="0070C0"/>
+              <w:sz w:val="18"/>
+              <w:szCs w:val="18"/>
+            </w:rPr>
+            <w:t xml:space="preserve"> Semarang Kode Pos 50275</w:t>
+          </w:r>
+        </w:p>
+        <w:p>
+          <w:pPr>
+            <w:jc w:val="right"/>
+            <w:rPr>
+              <w:rFonts w:ascii="Times New Roman" w:hAnsi="Times New Roman"/>
+              <w:color w:val="0070C0"/>
+              <w:sz w:val="18"/>
+              <w:szCs w:val="18"/>
+            </w:rPr>
+          </w:pPr>
+          <w:r>
+            <w:rPr>
+              <w:rFonts w:ascii="Times New Roman" w:hAnsi="Times New Roman"/>
+              <w:color w:val="0070C0"/>
+              <w:sz w:val="18"/>
+              <w:szCs w:val="18"/>
+            </w:rPr>
+            <w:t xml:space="preserve">Tel. (024) 76480678, </w:t>
+          </w:r>
+          <w:proofErr w:type="spellStart"/>
+          <w:r>
+            <w:rPr>
+              <w:rFonts w:ascii="Times New Roman" w:hAnsi="Times New Roman"/>
+              <w:color w:val="0070C0"/>
+              <w:sz w:val="18"/>
+              <w:szCs w:val="18"/>
+            </w:rPr>
+            <w:t>Faks</w:t>
+          </w:r>
+          <w:proofErr w:type="spellEnd"/>
+          <w:r>
+            <w:rPr>
+              <w:rFonts w:ascii="Times New Roman" w:hAnsi="Times New Roman"/>
+              <w:color w:val="0070C0"/>
+              <w:sz w:val="18"/>
+              <w:szCs w:val="18"/>
+            </w:rPr>
+            <w:t>. (024) 7460053</w:t>
+          </w:r>
+        </w:p>
+        <w:p>
+          <w:pPr>
+            <w:jc w:val="right"/>
+            <w:rPr>
+              <w:rFonts w:ascii="Times New Roman" w:hAnsi="Times New Roman"/>
+              <w:color w:val="0070C0"/>
+              <w:sz w:val="18"/>
+              <w:szCs w:val="18"/>
+            </w:rPr>
+          </w:pPr>
+          <w:hyperlink r:id="rId2" w:history="1">
+            <w:r>
+              <w:rPr>
+                <w:rFonts w:ascii="Times New Roman" w:hAnsi="Times New Roman"/>
+                <w:color w:val="0070C0"/>
+                <w:sz w:val="18"/>
+                <w:szCs w:val="18"/>
+                <w:u w:val="single"/>
+              </w:rPr>
+              <w:t>www.ft.undip.ac.id</w:t>
+            </w:r>
+          </w:hyperlink>
+          <w:r>
+            <w:rPr>
+              <w:rFonts w:ascii="Times New Roman" w:hAnsi="Times New Roman"/>
+              <w:color w:val="0070C0"/>
+              <w:sz w:val="18"/>
+              <w:szCs w:val="18"/>
+            </w:rPr>
+            <w:t xml:space="preserve"> | email: enveng@live.undip.ac.id</w:t>
+          </w:r>
+        </w:p>
+      </w:tc>
+    </w:tr>
+    <w:bookmarkEnd w:id="6"/>
+    <w:bookmarkEnd w:id="7"/>
+  </w:tbl>
   <w:p>
     <w:pPr>
       <w:pStyle w:val="Header"/>
-      <w:spacing w:before="240" w:after="240"/>
-      <w:ind w:left="-1134"/>
     </w:pPr>
-    <w:bookmarkStart w:id="6" w:name="_Hlk184387129"/>
-    <w:bookmarkStart w:id="7" w:name="_Hlk184387130"/>
-    <w:bookmarkStart w:id="8" w:name="_Hlk184394378"/>
-    <w:bookmarkStart w:id="9" w:name="_Hlk184394379"/>
-    <w:bookmarkStart w:id="10" w:name="_Hlk198622235"/>
-    <w:bookmarkStart w:id="11" w:name="_Hlk198622236"/>
-    <w:r>
-      <w:rPr>
-        <w:noProof/>
-      </w:rPr>
-      <w:drawing>
-        <wp:inline distT="0" distB="0" distL="0" distR="0" wp14:anchorId="1254AC27" wp14:editId="3B2309E4">
-          <wp:extent cx="7191375" cy="1155700"/>
-          <wp:effectExtent l="0" t="0" r="9525" b="0"/>
-          <wp:docPr id="127882727" name="Picture 1"/>
-          <wp:cNvGraphicFramePr>
-            <a:graphicFrameLocks xmlns:a="http://schemas.openxmlformats.org/drawingml/2006/main" noChangeAspect="1"/>
-          </wp:cNvGraphicFramePr>
-          <a:graphic xmlns:a="http://schemas.openxmlformats.org/drawingml/2006/main">
-            <a:graphicData uri="http://schemas.openxmlformats.org/drawingml/2006/picture">
-              <pic:pic xmlns:pic="http://schemas.openxmlformats.org/drawingml/2006/picture">
-                <pic:nvPicPr>
-                  <pic:cNvPr id="964229383" name=""/>
-                  <pic:cNvPicPr/>
-                </pic:nvPicPr>
-                <pic:blipFill rotWithShape="1">
-                  <a:blip r:embed="rId1"/>
-                  <a:srcRect t="7200" b="-7200"/>
-                  <a:stretch>
-                    <a:fillRect/>
-                  </a:stretch>
-                </pic:blipFill>
-                <pic:spPr>
-                  <a:xfrm>
-                    <a:off x="0" y="0"/>
-                    <a:ext cx="7256582" cy="1166179"/>
-                  </a:xfrm>
-                  <a:prstGeom prst="rect">
-                    <a:avLst/>
-                  </a:prstGeom>
-                </pic:spPr>
-              </pic:pic>
-            </a:graphicData>
-          </a:graphic>
-        </wp:inline>
-      </w:drawing>
-    </w:r>
-    <w:bookmarkEnd w:id="6"/>
-    <w:bookmarkEnd w:id="7"/>
-    <w:bookmarkEnd w:id="8"/>
-    <w:bookmarkEnd w:id="9"/>
-    <w:bookmarkEnd w:id="10"/>
-    <w:bookmarkEnd w:id="11"/>
   </w:p>
 </w:hdr>
 </file>
 
 <file path=word/numbering.xml><?xml version="1.0" encoding="utf-8"?>
-<w:numbering xmlns:wpc="http://schemas.microsoft.com/office/word/2010/wordprocessingCanvas" xmlns:cx="http://schemas.microsoft.com/office/drawing/2014/chartex" xmlns:cx1="http://schemas.microsoft.com/office/drawing/2015/9/8/chartex" xmlns:cx2="http://schemas.microsoft.com/office/drawing/2015/10/21/chartex" xmlns:cx3="http://schemas.microsoft.com/office/drawing/2016/5/9/chartex" xmlns:cx4="http://schemas.microsoft.com/office/drawing/2016/5/10/chartex" xmlns:cx5="http://schemas.microsoft.com/office/drawing/2016/5/11/chartex" xmlns:cx6="http://schemas.microsoft.com/office/drawing/2016/5/12/chartex" xmlns:cx7="http://schemas.microsoft.com/office/drawing/2016/5/13/chartex" xmlns:cx8="http://schemas.microsoft.com/office/drawing/2016/5/14/chartex" xmlns:mc="http://schemas.openxmlformats.org/markup-compatibility/2006" xmlns:aink="http://schemas.microsoft.com/office/drawing/2016/ink" xmlns:am3d="http://schemas.microsoft.com/office/drawing/2017/model3d" xmlns:o="urn:schemas-microsoft-com:office:office" xmlns:oel="http://schemas.microsoft.com/office/2019/extlst" xmlns:r="http://schemas.openxmlformats.org/officeDocument/2006/relationships" xmlns:m="http://schemas.openxmlformats.org/officeDocument/2006/math" xmlns:v="urn:schemas-microsoft-com:vml" xmlns:wp14="http://schemas.microsoft.com/office/word/2010/wordprocessingDrawing" xmlns:wp="http://schemas.openxmlformats.org/drawingml/2006/wordprocessingDrawing" xmlns:w10="urn:schemas-microsoft-com:office:word" xmlns:w="http://schemas.openxmlformats.org/wordprocessingml/2006/main" xmlns:w14="http://schemas.microsoft.com/office/word/2010/wordml" xmlns:w15="http://schemas.microsoft.com/office/word/2012/wordml" xmlns:w16cei="http://schemas.microsoft.com/office/word/2026/wordml/cei" xmlns:w16cex="http://schemas.microsoft.com/office/word/2018/wordml/cex" xmlns:w16cid="http://schemas.microsoft.com/office/word/2016/wordml/cid" xmlns:w16="http://schemas.microsoft.com/office/word/2018/wordml" xmlns:w16du="http://schemas.microsoft.com/office/word/2023/wordml/word16du" xmlns:w16sdtdh="http://schemas.microsoft.com/office/word/2020/wordml/sdtdatahash" xmlns:w16sdtfl="http://schemas.microsoft.com/office/word/2024/wordml/sdtformatlock" xmlns:w16se="http://schemas.microsoft.com/office/word/2015/wordml/symex" xmlns:wpg="http://schemas.microsoft.com/office/word/2010/wordprocessingGroup" xmlns:wpi="http://schemas.microsoft.com/office/word/2010/wordprocessingInk" xmlns:wne="http://schemas.microsoft.com/office/word/2006/wordml" xmlns:wps="http://schemas.microsoft.com/office/word/2010/wordprocessingShape" mc:Ignorable="w14 w15 w16se w16cid w16 w16cex w16sdtdh w16sdtfl w16du wp14">
+<w:numbering xmlns:wpc="http://schemas.microsoft.com/office/word/2010/wordprocessingCanvas" xmlns:cx="http://schemas.microsoft.com/office/drawing/2014/chartex" xmlns:cx1="http://schemas.microsoft.com/office/drawing/2015/9/8/chartex" xmlns:cx2="http://schemas.microsoft.com/office/drawing/2015/10/21/chartex" xmlns:cx3="http://schemas.microsoft.com/office/drawing/2016/5/9/chartex" xmlns:cx4="http://schemas.microsoft.com/office/drawing/2016/5/10/chartex" xmlns:cx5="http://schemas.microsoft.com/office/drawing/2016/5/11/chartex" xmlns:cx6="http://schemas.microsoft.com/office/drawing/2016/5/12/chartex" xmlns:cx7="http://schemas.microsoft.com/office/drawing/2016/5/13/chartex" xmlns:cx8="http://schemas.microsoft.com/office/drawing/2016/5/14/chartex" xmlns:mc="http://schemas.openxmlformats.org/markup-compatibility/2006" xmlns:aink="http://schemas.microsoft.com/office/drawing/2016/ink" xmlns:am3d="http://schemas.microsoft.com/office/drawing/2017/model3d" xmlns:o="urn:schemas-microsoft-com:office:office" xmlns:oel="http://schemas.microsoft.com/office/2019/extlst" xmlns:r="http://schemas.openxmlformats.org/officeDocument/2006/relationships" xmlns:m="http://schemas.openxmlformats.org/officeDocument/2006/math" xmlns:v="urn:schemas-microsoft-com:vml" xmlns:wp14="http://schemas.microsoft.com/office/word/2010/wordprocessingDrawing" xmlns:wp="http://schemas.openxmlformats.org/drawingml/2006/wordprocessingDrawing" xmlns:w10="urn:schemas-microsoft-com:office:word" xmlns:w="http://schemas.openxmlformats.org/wordprocessingml/2006/main" xmlns:w14="http://schemas.microsoft.com/office/word/2010/wordml" xmlns:w15="http://schemas.microsoft.com/office/word/2012/wordml" xmlns:w16cex="http://schemas.microsoft.com/office/word/2018/wordml/cex" xmlns:w16cid="http://schemas.microsoft.com/office/word/2016/wordml/cid" xmlns:w16="http://schemas.microsoft.com/office/word/2018/wordml" xmlns:w16du="http://schemas.microsoft.com/office/word/2023/wordml/word16du" xmlns:w16sdtdh="http://schemas.microsoft.com/office/word/2020/wordml/sdtdatahash" xmlns:w16sdtfl="http://schemas.microsoft.com/office/word/2024/wordml/sdtformatlock" xmlns:w16se="http://schemas.microsoft.com/office/word/2015/wordml/symex" xmlns:wpg="http://schemas.microsoft.com/office/word/2010/wordprocessingGroup" xmlns:wpi="http://schemas.microsoft.com/office/word/2010/wordprocessingInk" xmlns:wne="http://schemas.microsoft.com/office/word/2006/wordml" xmlns:wps="http://schemas.microsoft.com/office/word/2010/wordprocessingShape" mc:Ignorable="w14 w15 w16se w16cid w16 w16cex w16sdtdh w16sdtfl w16du wp14">
   <w:abstractNum w:abstractNumId="0" w15:restartNumberingAfterBreak="0">
     <w:nsid w:val="1064125B"/>
     <w:multiLevelType w:val="hybridMultilevel"/>
@@ -29368,6 +30147,30 @@
       <w:rFonts w:ascii="Calibri" w:eastAsia="Calibri" w:hAnsi="Calibri" w:cs="Arial"/>
     </w:rPr>
   </w:style>
+  <w:style w:type="table" w:customStyle="1" w:styleId="TableGrid1">
+    <w:name w:val="Table Grid1"/>
+    <w:basedOn w:val="TableNormal"/>
+    <w:next w:val="TableGrid"/>
+    <w:uiPriority w:val="39"/>
+    <w:rsid w:val="001E261D"/>
+    <w:pPr>
+      <w:spacing w:after="0" w:line="240" w:lineRule="auto"/>
+    </w:pPr>
+    <w:rPr>
+      <w:rFonts w:ascii="Abadi Extra Light" w:eastAsia="MS Mincho" w:hAnsi="Abadi Extra Light" w:cs="Arial"/>
+    </w:rPr>
+    <w:tblPr>
+      <w:tblInd w:w="0" w:type="nil"/>
+      <w:tblBorders>
+        <w:top w:val="single" w:sz="4" w:space="0" w:color="auto"/>
+        <w:left w:val="single" w:sz="4" w:space="0" w:color="auto"/>
+        <w:bottom w:val="single" w:sz="4" w:space="0" w:color="auto"/>
+        <w:right w:val="single" w:sz="4" w:space="0" w:color="auto"/>
+        <w:insideH w:val="single" w:sz="4" w:space="0" w:color="auto"/>
+        <w:insideV w:val="single" w:sz="4" w:space="0" w:color="auto"/>
+      </w:tblBorders>
+    </w:tblPr>
+  </w:style>
 </w:styles>
 </file>
 

--- a/public/doc-templates/TA/ba-sidang-ta.docx
+++ b/public/doc-templates/TA/ba-sidang-ta.docx
@@ -405,7 +405,7 @@
               <w:rPr>
                 <w:rFonts w:ascii="Times New Roman" w:hAnsi="Times New Roman" w:cs="Times New Roman"/>
               </w:rPr>
-              <w:t>{nama_dosen1}</w:t>
+              <w:t xml:space="preserve">{nama_pembimbing}</w:t>
             </w:r>
           </w:p>
         </w:tc>
@@ -428,7 +428,7 @@
                 <w:color w:val="000000"/>
                 <w:shd w:val="clear" w:color="auto" w:fill="FFFFFF"/>
               </w:rPr>
-              <w:t>{nip1}</w:t>
+              <w:t xml:space="preserve">{nip_pembimbing}</w:t>
             </w:r>
           </w:p>
         </w:tc>
@@ -502,7 +502,7 @@
               <w:rPr>
                 <w:rFonts w:ascii="Times New Roman" w:hAnsi="Times New Roman" w:cs="Times New Roman"/>
               </w:rPr>
-              <w:t>{nama_dosen2}</w:t>
+              <w:t xml:space="preserve"/>
             </w:r>
           </w:p>
         </w:tc>
@@ -523,7 +523,7 @@
               <w:rPr>
                 <w:rFonts w:ascii="Times New Roman" w:hAnsi="Times New Roman" w:cs="Times New Roman"/>
               </w:rPr>
-              <w:t>{nip2}</w:t>
+              <w:t xml:space="preserve"/>
             </w:r>
           </w:p>
         </w:tc>
@@ -598,7 +598,7 @@
               <w:rPr>
                 <w:rFonts w:ascii="Times New Roman" w:hAnsi="Times New Roman" w:cs="Times New Roman"/>
               </w:rPr>
-              <w:t>{nama_dosen3}</w:t>
+              <w:t xml:space="preserve">{nama_penguji1}</w:t>
             </w:r>
           </w:p>
         </w:tc>
@@ -619,7 +619,7 @@
               <w:rPr>
                 <w:rFonts w:ascii="Times New Roman" w:hAnsi="Times New Roman" w:cs="Times New Roman"/>
               </w:rPr>
-              <w:t>{nip3}</w:t>
+              <w:t xml:space="preserve">{nip_penguji1}</w:t>
             </w:r>
           </w:p>
         </w:tc>
@@ -702,7 +702,7 @@
               <w:rPr>
                 <w:rFonts w:ascii="Times New Roman" w:hAnsi="Times New Roman" w:cs="Times New Roman"/>
               </w:rPr>
-              <w:t>{nama_dosen4}</w:t>
+              <w:t xml:space="preserve">{nama_penguji2}</w:t>
             </w:r>
           </w:p>
         </w:tc>
@@ -723,7 +723,7 @@
               <w:rPr>
                 <w:rFonts w:ascii="Times New Roman" w:hAnsi="Times New Roman" w:cs="Times New Roman"/>
               </w:rPr>
-              <w:t>{nip4}</w:t>
+              <w:t xml:space="preserve">{nip_penguji2}</w:t>
             </w:r>
           </w:p>
         </w:tc>
@@ -2774,7 +2774,7 @@
               <w:rPr>
                 <w:rFonts w:ascii="Times New Roman" w:hAnsi="Times New Roman" w:cs="Times New Roman"/>
               </w:rPr>
-              <w:t>{nama_dosen1}</w:t>
+              <w:t xml:space="preserve">{nama_pembimbing}</w:t>
             </w:r>
           </w:p>
         </w:tc>
@@ -2868,7 +2868,7 @@
               <w:rPr>
                 <w:rFonts w:ascii="Times New Roman" w:hAnsi="Times New Roman" w:cs="Times New Roman"/>
               </w:rPr>
-              <w:t>{nama_dosen2}</w:t>
+              <w:t xml:space="preserve"/>
             </w:r>
           </w:p>
         </w:tc>
@@ -2964,7 +2964,7 @@
                 <w:rFonts w:ascii="Times New Roman" w:hAnsi="Times New Roman" w:cs="Times New Roman"/>
                 <w:noProof/>
               </w:rPr>
-              <w:t>{nama_dosen3}</w:t>
+              <w:t xml:space="preserve">{nama_penguji1}</w:t>
             </w:r>
           </w:p>
         </w:tc>
@@ -3055,7 +3055,7 @@
                 <w:rFonts w:ascii="Times New Roman" w:hAnsi="Times New Roman" w:cs="Times New Roman"/>
                 <w:noProof/>
               </w:rPr>
-              <w:t>{nama_dosen4}</w:t>
+              <w:t xml:space="preserve">{nama_penguji2}</w:t>
             </w:r>
           </w:p>
         </w:tc>
@@ -3532,7 +3532,7 @@
           <w:rFonts w:ascii="Times New Roman" w:hAnsi="Times New Roman" w:cs="Times New Roman"/>
           <w:noProof/>
         </w:rPr>
-        <w:t>{nama_dosen3}</w:t>
+        <w:t xml:space="preserve">{nama_penguji1}</w:t>
       </w:r>
     </w:p>
     <w:p>
@@ -4852,7 +4852,7 @@
           <w:bCs/>
           <w:noProof/>
         </w:rPr>
-        <w:t>{nip3}</w:t>
+        <w:t xml:space="preserve">{nip_penguji1}</w:t>
       </w:r>
     </w:p>
     <w:p>
@@ -6252,19 +6252,19 @@
               <w:rPr>
                 <w:rFonts w:ascii="Times New Roman" w:hAnsi="Times New Roman" w:cs="Times New Roman"/>
               </w:rPr>
-              <w:t>{nama_dosen</w:t>
-            </w:r>
-            <w:r>
-              <w:rPr>
-                <w:rFonts w:ascii="Times New Roman" w:hAnsi="Times New Roman" w:cs="Times New Roman"/>
-              </w:rPr>
-              <w:t>3</w:t>
-            </w:r>
-            <w:r>
-              <w:rPr>
-                <w:rFonts w:ascii="Times New Roman" w:hAnsi="Times New Roman" w:cs="Times New Roman"/>
-              </w:rPr>
-              <w:t>}</w:t>
+              <w:t xml:space="preserve">{nama_penguji1}</w:t>
+            </w:r>
+            <w:r>
+              <w:rPr>
+                <w:rFonts w:ascii="Times New Roman" w:hAnsi="Times New Roman" w:cs="Times New Roman"/>
+              </w:rPr>
+              <w:t xml:space="preserve"/>
+            </w:r>
+            <w:r>
+              <w:rPr>
+                <w:rFonts w:ascii="Times New Roman" w:hAnsi="Times New Roman" w:cs="Times New Roman"/>
+              </w:rPr>
+              <w:t xml:space="preserve"/>
             </w:r>
           </w:p>
         </w:tc>
@@ -7283,7 +7283,7 @@
               <w:rPr>
                 <w:rFonts w:ascii="Times New Roman" w:hAnsi="Times New Roman" w:cs="Times New Roman"/>
               </w:rPr>
-              <w:t>{nama_dosen1}</w:t>
+              <w:t xml:space="preserve">{nama_pembimbing}</w:t>
             </w:r>
           </w:p>
         </w:tc>
@@ -7344,7 +7344,7 @@
               <w:rPr>
                 <w:rFonts w:ascii="Times New Roman" w:hAnsi="Times New Roman" w:cs="Times New Roman"/>
               </w:rPr>
-              <w:t>{nip1}</w:t>
+              <w:t xml:space="preserve">{nip_pembimbing}</w:t>
             </w:r>
           </w:p>
         </w:tc>
@@ -11706,7 +11706,7 @@
         <w:rPr>
           <w:rFonts w:ascii="Times New Roman" w:hAnsi="Times New Roman" w:cs="Times New Roman"/>
         </w:rPr>
-        <w:t>{nama_dosen1}</w:t>
+        <w:t xml:space="preserve">{nama_pembimbing}</w:t>
       </w:r>
     </w:p>
     <w:p>
@@ -11743,7 +11743,7 @@
           <w:rFonts w:ascii="Times New Roman" w:hAnsi="Times New Roman" w:cs="Times New Roman"/>
           <w:noProof/>
         </w:rPr>
-        <w:t xml:space="preserve"> {nip1}</w:t>
+        <w:t xml:space="preserve"> {nip_pembimbing}</w:t>
       </w:r>
       <w:r>
         <w:rPr>
@@ -12135,7 +12135,7 @@
               <w:rPr>
                 <w:rFonts w:ascii="Times New Roman" w:hAnsi="Times New Roman" w:cs="Times New Roman"/>
               </w:rPr>
-              <w:t>{nama_dosen1}</w:t>
+              <w:t xml:space="preserve">{nama_pembimbing}</w:t>
             </w:r>
           </w:p>
         </w:tc>
@@ -12202,7 +12202,7 @@
               <w:rPr>
                 <w:rFonts w:ascii="Times New Roman" w:hAnsi="Times New Roman" w:cs="Times New Roman"/>
               </w:rPr>
-              <w:t>{nip1}</w:t>
+              <w:t xml:space="preserve">{nip_pembimbing}</w:t>
             </w:r>
           </w:p>
         </w:tc>
@@ -12598,7 +12598,7 @@
               <w:rPr>
                 <w:rFonts w:ascii="Times New Roman" w:hAnsi="Times New Roman" w:cs="Times New Roman"/>
               </w:rPr>
-              <w:t>{nama_dosen2}</w:t>
+              <w:t xml:space="preserve"/>
             </w:r>
           </w:p>
         </w:tc>
@@ -12665,7 +12665,7 @@
               <w:rPr>
                 <w:rFonts w:ascii="Times New Roman" w:hAnsi="Times New Roman" w:cs="Times New Roman"/>
               </w:rPr>
-              <w:t>{nip2}</w:t>
+              <w:t xml:space="preserve"/>
             </w:r>
           </w:p>
         </w:tc>
@@ -17196,7 +17196,7 @@
           <w:rFonts w:ascii="Times New Roman" w:hAnsi="Times New Roman" w:cs="Times New Roman"/>
           <w:bCs/>
         </w:rPr>
-        <w:t>{nama_dosen2}</w:t>
+        <w:t xml:space="preserve"/>
       </w:r>
     </w:p>
     <w:p>
@@ -17230,14 +17230,14 @@
           <w:rFonts w:ascii="Times New Roman" w:hAnsi="Times New Roman" w:cs="Times New Roman"/>
           <w:b/>
         </w:rPr>
-        <w:t>{</w:t>
+        <w:t xml:space="preserve"/>
       </w:r>
       <w:r>
         <w:rPr>
           <w:rFonts w:ascii="Times New Roman" w:hAnsi="Times New Roman" w:cs="Times New Roman"/>
           <w:bCs/>
         </w:rPr>
-        <w:t>nip2}</w:t>
+        <w:t xml:space="preserve"/>
       </w:r>
     </w:p>
     <w:p>
@@ -17635,7 +17635,7 @@
               <w:rPr>
                 <w:rFonts w:ascii="Times New Roman" w:hAnsi="Times New Roman" w:cs="Times New Roman"/>
               </w:rPr>
-              <w:t>{nama_dosen2}</w:t>
+              <w:t xml:space="preserve"/>
             </w:r>
           </w:p>
         </w:tc>
@@ -17702,7 +17702,7 @@
               <w:rPr>
                 <w:rFonts w:ascii="Times New Roman" w:hAnsi="Times New Roman" w:cs="Times New Roman"/>
               </w:rPr>
-              <w:t>{nip2}</w:t>
+              <w:t xml:space="preserve"/>
             </w:r>
           </w:p>
         </w:tc>
@@ -18087,7 +18087,7 @@
               <w:rPr>
                 <w:rFonts w:ascii="Times New Roman" w:hAnsi="Times New Roman" w:cs="Times New Roman"/>
               </w:rPr>
-              <w:t>{nama_dosen3}</w:t>
+              <w:t xml:space="preserve">{nama_penguji1}</w:t>
             </w:r>
           </w:p>
         </w:tc>
@@ -18154,7 +18154,7 @@
               <w:rPr>
                 <w:rFonts w:ascii="Times New Roman" w:hAnsi="Times New Roman" w:cs="Times New Roman"/>
               </w:rPr>
-              <w:t>{nip3}</w:t>
+              <w:t xml:space="preserve">{nip_penguji1}</w:t>
             </w:r>
           </w:p>
         </w:tc>
@@ -18389,21 +18389,21 @@
               <w:rPr>
                 <w:rFonts w:ascii="Times New Roman" w:hAnsi="Times New Roman" w:cs="Times New Roman"/>
               </w:rPr>
-              <w:t>{</w:t>
-            </w:r>
-            <w:proofErr w:type="spellStart"/>
-            <w:r>
-              <w:rPr>
-                <w:rFonts w:ascii="Times New Roman" w:hAnsi="Times New Roman" w:cs="Times New Roman"/>
-              </w:rPr>
-              <w:t>tgl_sidang</w:t>
-            </w:r>
-            <w:proofErr w:type="spellEnd"/>
-            <w:r>
-              <w:rPr>
-                <w:rFonts w:ascii="Times New Roman" w:hAnsi="Times New Roman" w:cs="Times New Roman"/>
-              </w:rPr>
-              <w:t>}}</w:t>
+              <w:t xml:space="preserve">{tgl_sidang}</w:t>
+            </w:r>
+            <w:proofErr w:type="spellStart"/>
+            <w:r>
+              <w:rPr>
+                <w:rFonts w:ascii="Times New Roman" w:hAnsi="Times New Roman" w:cs="Times New Roman"/>
+              </w:rPr>
+              <w:t xml:space="preserve"/>
+            </w:r>
+            <w:proofErr w:type="spellEnd"/>
+            <w:r>
+              <w:rPr>
+                <w:rFonts w:ascii="Times New Roman" w:hAnsi="Times New Roman" w:cs="Times New Roman"/>
+              </w:rPr>
+              <w:t xml:space="preserve"/>
             </w:r>
           </w:p>
         </w:tc>
@@ -22661,7 +22661,7 @@
         <w:rPr>
           <w:rFonts w:ascii="Times New Roman" w:hAnsi="Times New Roman" w:cs="Times New Roman"/>
         </w:rPr>
-        <w:t>{nama_dosen3}</w:t>
+        <w:t xml:space="preserve">{nama_penguji1}</w:t>
       </w:r>
     </w:p>
     <w:p>
@@ -22694,7 +22694,7 @@
         <w:rPr>
           <w:rFonts w:ascii="Times New Roman" w:hAnsi="Times New Roman" w:cs="Times New Roman"/>
         </w:rPr>
-        <w:t>{nip3}</w:t>
+        <w:t xml:space="preserve">{nip_penguji1}</w:t>
       </w:r>
     </w:p>
     <w:p>
@@ -23100,7 +23100,7 @@
               <w:rPr>
                 <w:rFonts w:ascii="Times New Roman" w:hAnsi="Times New Roman" w:cs="Times New Roman"/>
               </w:rPr>
-              <w:t>{nama_dosen3}</w:t>
+              <w:t xml:space="preserve">{nama_penguji1}</w:t>
             </w:r>
           </w:p>
         </w:tc>
@@ -23159,7 +23159,7 @@
               <w:rPr>
                 <w:rFonts w:ascii="Times New Roman" w:hAnsi="Times New Roman" w:cs="Times New Roman"/>
               </w:rPr>
-              <w:t>{nip3}</w:t>
+              <w:t xml:space="preserve">{nip_penguji1}</w:t>
             </w:r>
           </w:p>
         </w:tc>
@@ -23551,7 +23551,7 @@
               <w:rPr>
                 <w:rFonts w:ascii="Times New Roman" w:hAnsi="Times New Roman" w:cs="Times New Roman"/>
               </w:rPr>
-              <w:t>{nama_dosen4}</w:t>
+              <w:t xml:space="preserve">{nama_penguji2}</w:t>
             </w:r>
           </w:p>
         </w:tc>
@@ -23618,7 +23618,7 @@
               <w:rPr>
                 <w:rFonts w:ascii="Times New Roman" w:hAnsi="Times New Roman" w:cs="Times New Roman"/>
               </w:rPr>
-              <w:t>{nip4}</w:t>
+              <w:t xml:space="preserve">{nip_penguji2}</w:t>
             </w:r>
           </w:p>
         </w:tc>
@@ -28126,7 +28126,7 @@
         <w:rPr>
           <w:rFonts w:ascii="Times New Roman" w:hAnsi="Times New Roman" w:cs="Times New Roman"/>
         </w:rPr>
-        <w:t>{nama_dosen4</w:t>
+        <w:t xml:space="preserve">{nama_penguji2}</w:t>
       </w:r>
       <w:r>
         <w:rPr>
@@ -28134,7 +28134,7 @@
           <w:b/>
           <w:bCs/>
         </w:rPr>
-        <w:t>}</w:t>
+        <w:t xml:space="preserve"/>
       </w:r>
     </w:p>
     <w:p>
@@ -28168,7 +28168,7 @@
         <w:rPr>
           <w:rFonts w:ascii="Times New Roman" w:hAnsi="Times New Roman" w:cs="Times New Roman"/>
         </w:rPr>
-        <w:t>{nip4}</w:t>
+        <w:t xml:space="preserve">{nip_penguji2}</w:t>
       </w:r>
     </w:p>
     <w:p>
@@ -28588,7 +28588,7 @@
               <w:rPr>
                 <w:rFonts w:ascii="Times New Roman" w:hAnsi="Times New Roman" w:cs="Times New Roman"/>
               </w:rPr>
-              <w:t>{nama_dosen4}</w:t>
+              <w:t xml:space="preserve">{nama_penguji2}</w:t>
             </w:r>
           </w:p>
         </w:tc>
@@ -28655,7 +28655,7 @@
               <w:rPr>
                 <w:rFonts w:ascii="Times New Roman" w:hAnsi="Times New Roman" w:cs="Times New Roman"/>
               </w:rPr>
-              <w:t>{nip4}</w:t>
+              <w:t xml:space="preserve">{nip_penguji2}</w:t>
             </w:r>
           </w:p>
         </w:tc>
